--- a/lessons/1-5/readiness/practice.docx
+++ b/lessons/1-5/readiness/practice.docx
@@ -101,7 +101,845 @@
     </w:p>
     <w:p>
       <w:pPr>
-        <w:spacing w:after="120" w:before="0"/>
+        <w:spacing w:after="60" w:before="120"/>
+      </w:pPr>
+      <w:r>
+        <w:rPr>
+          <w:b/>
+          <w:bCs/>
+          <w:color w:val="0F2B3C"/>
+          <w:sz w:val="24"/>
+          <w:szCs w:val="24"/>
+        </w:rPr>
+        <w:t xml:space="preserve">Vocabulary Anchor Box</w:t>
+      </w:r>
+    </w:p>
+    <w:tbl>
+      <w:tblPr>
+        <w:tblW w:type="dxa" w:w="9360"/>
+        <w:tblBorders>
+          <w:top w:val="single" w:color="C7D2DD" w:sz="6"/>
+          <w:left w:val="single" w:color="C7D2DD" w:sz="6"/>
+          <w:bottom w:val="single" w:color="C7D2DD" w:sz="6"/>
+          <w:right w:val="single" w:color="C7D2DD" w:sz="6"/>
+          <w:insideH w:val="single" w:color="C7D2DD" w:sz="6"/>
+          <w:insideV w:val="single" w:color="C7D2DD" w:sz="6"/>
+        </w:tblBorders>
+      </w:tblPr>
+      <w:tblGrid>
+        <w:gridCol w:w="1800"/>
+        <w:gridCol w:w="3160"/>
+        <w:gridCol w:w="2200"/>
+        <w:gridCol w:w="2200"/>
+      </w:tblGrid>
+      <w:tr>
+        <w:trPr>
+          <w:cantSplit/>
+          <w:tblHeader/>
+        </w:trPr>
+        <w:tc>
+          <w:tcPr>
+            <w:tcW w:type="dxa" w:w="1800"/>
+            <w:shd w:fill="EEF4F8" w:color="auto" w:val="clear"/>
+            <w:tcMar>
+              <w:top w:type="dxa" w:w="60"/>
+              <w:left w:type="dxa" w:w="100"/>
+              <w:bottom w:type="dxa" w:w="60"/>
+              <w:right w:type="dxa" w:w="100"/>
+            </w:tcMar>
+          </w:tcPr>
+          <w:p>
+            <w:pPr>
+              <w:spacing w:after="0" w:before="0"/>
+            </w:pPr>
+            <w:r>
+              <w:rPr>
+                <w:b/>
+                <w:bCs/>
+                <w:color w:val="0F2B3C"/>
+                <w:sz w:val="18"/>
+                <w:szCs w:val="18"/>
+              </w:rPr>
+              <w:t xml:space="preserve">Concept Term</w:t>
+            </w:r>
+          </w:p>
+        </w:tc>
+        <w:tc>
+          <w:tcPr>
+            <w:tcW w:type="dxa" w:w="3160"/>
+            <w:shd w:fill="EEF4F8" w:color="auto" w:val="clear"/>
+            <w:tcMar>
+              <w:top w:type="dxa" w:w="60"/>
+              <w:left w:type="dxa" w:w="100"/>
+              <w:bottom w:type="dxa" w:w="60"/>
+              <w:right w:type="dxa" w:w="100"/>
+            </w:tcMar>
+          </w:tcPr>
+          <w:p>
+            <w:pPr>
+              <w:spacing w:after="0" w:before="0"/>
+            </w:pPr>
+            <w:r>
+              <w:rPr>
+                <w:b/>
+                <w:bCs/>
+                <w:color w:val="0F2B3C"/>
+                <w:sz w:val="18"/>
+                <w:szCs w:val="18"/>
+              </w:rPr>
+              <w:t xml:space="preserve">Student-Friendly Definition</w:t>
+            </w:r>
+          </w:p>
+        </w:tc>
+        <w:tc>
+          <w:tcPr>
+            <w:tcW w:type="dxa" w:w="2200"/>
+            <w:shd w:fill="EEF4F8" w:color="auto" w:val="clear"/>
+            <w:tcMar>
+              <w:top w:type="dxa" w:w="60"/>
+              <w:left w:type="dxa" w:w="100"/>
+              <w:bottom w:type="dxa" w:w="60"/>
+              <w:right w:type="dxa" w:w="100"/>
+            </w:tcMar>
+          </w:tcPr>
+          <w:p>
+            <w:pPr>
+              <w:spacing w:after="0" w:before="0"/>
+            </w:pPr>
+            <w:r>
+              <w:rPr>
+                <w:b/>
+                <w:bCs/>
+                <w:color w:val="0F2B3C"/>
+                <w:sz w:val="18"/>
+                <w:szCs w:val="18"/>
+              </w:rPr>
+              <w:t xml:space="preserve">Non-Example</w:t>
+            </w:r>
+          </w:p>
+        </w:tc>
+        <w:tc>
+          <w:tcPr>
+            <w:tcW w:type="dxa" w:w="2200"/>
+            <w:shd w:fill="EEF4F8" w:color="auto" w:val="clear"/>
+            <w:tcMar>
+              <w:top w:type="dxa" w:w="60"/>
+              <w:left w:type="dxa" w:w="100"/>
+              <w:bottom w:type="dxa" w:w="60"/>
+              <w:right w:type="dxa" w:w="100"/>
+            </w:tcMar>
+          </w:tcPr>
+          <w:p>
+            <w:pPr>
+              <w:spacing w:after="0" w:before="0"/>
+            </w:pPr>
+            <w:r>
+              <w:rPr>
+                <w:b/>
+                <w:bCs/>
+                <w:color w:val="0F2B3C"/>
+                <w:sz w:val="18"/>
+                <w:szCs w:val="18"/>
+              </w:rPr>
+              <w:t xml:space="preserve">Visual Clue</w:t>
+            </w:r>
+          </w:p>
+        </w:tc>
+      </w:tr>
+      <w:tr>
+        <w:trPr>
+          <w:cantSplit/>
+        </w:trPr>
+        <w:tc>
+          <w:tcPr>
+            <w:tcW w:type="dxa" w:w="1800"/>
+            <w:tcMar>
+              <w:top w:type="dxa" w:w="60"/>
+              <w:left w:type="dxa" w:w="100"/>
+              <w:bottom w:type="dxa" w:w="60"/>
+              <w:right w:type="dxa" w:w="100"/>
+            </w:tcMar>
+            <w:vAlign w:val="top"/>
+          </w:tcPr>
+          <w:p>
+            <w:pPr>
+              <w:spacing w:after="20" w:before="0"/>
+            </w:pPr>
+            <w:r>
+              <w:rPr>
+                <w:b/>
+                <w:bCs/>
+                <w:color w:val="0F2B3C"/>
+                <w:sz w:val="20"/>
+                <w:szCs w:val="20"/>
+              </w:rPr>
+              <w:t xml:space="preserve">pattern</w:t>
+            </w:r>
+          </w:p>
+          <w:p>
+            <w:pPr>
+              <w:spacing w:after="0" w:before="0"/>
+            </w:pPr>
+            <w:r>
+              <w:rPr>
+                <w:i/>
+                <w:iCs/>
+                <w:color w:val="5E6E7E"/>
+                <w:sz w:val="18"/>
+                <w:szCs w:val="18"/>
+              </w:rPr>
+              <w:t xml:space="preserve">patrón</w:t>
+            </w:r>
+          </w:p>
+        </w:tc>
+        <w:tc>
+          <w:tcPr>
+            <w:tcW w:type="dxa" w:w="3160"/>
+            <w:tcMar>
+              <w:top w:type="dxa" w:w="60"/>
+              <w:left w:type="dxa" w:w="100"/>
+              <w:bottom w:type="dxa" w:w="60"/>
+              <w:right w:type="dxa" w:w="100"/>
+            </w:tcMar>
+            <w:vAlign w:val="top"/>
+          </w:tcPr>
+          <w:p>
+            <w:pPr>
+              <w:spacing w:after="0" w:before="0"/>
+            </w:pPr>
+            <w:r>
+              <w:rPr>
+                <w:sz w:val="19"/>
+                <w:szCs w:val="19"/>
+              </w:rPr>
+              <w:t xml:space="preserve">Something that repeats or changes in a predictable way.</w:t>
+            </w:r>
+          </w:p>
+        </w:tc>
+        <w:tc>
+          <w:tcPr>
+            <w:tcW w:type="dxa" w:w="2200"/>
+            <w:tcMar>
+              <w:top w:type="dxa" w:w="60"/>
+              <w:left w:type="dxa" w:w="100"/>
+              <w:bottom w:type="dxa" w:w="60"/>
+              <w:right w:type="dxa" w:w="100"/>
+            </w:tcMar>
+            <w:vAlign w:val="top"/>
+          </w:tcPr>
+          <w:p>
+            <w:pPr>
+              <w:spacing w:after="30" w:before="0"/>
+            </w:pPr>
+            <w:r>
+              <w:rPr>
+                <w:i/>
+                <w:iCs/>
+                <w:color w:val="5E6E7E"/>
+                <w:sz w:val="18"/>
+                <w:szCs w:val="18"/>
+              </w:rPr>
+              <w:t xml:space="preserve">Not pattern: write a counter-example that does not fit the rule.</w:t>
+            </w:r>
+          </w:p>
+          <w:p>
+            <w:pPr>
+              <w:spacing w:after="50" w:before="0"/>
+            </w:pPr>
+            <w:r>
+              <w:rPr>
+                <w:color w:val="BBBBBB"/>
+                <w:sz w:val="18"/>
+                <w:szCs w:val="18"/>
+              </w:rPr>
+              <w:t xml:space="preserve">____________________________</w:t>
+            </w:r>
+          </w:p>
+        </w:tc>
+        <w:tc>
+          <w:tcPr>
+            <w:tcW w:type="dxa" w:w="2200"/>
+            <w:tcMar>
+              <w:top w:type="dxa" w:w="60"/>
+              <w:left w:type="dxa" w:w="100"/>
+              <w:bottom w:type="dxa" w:w="60"/>
+              <w:right w:type="dxa" w:w="100"/>
+            </w:tcMar>
+            <w:vAlign w:val="top"/>
+          </w:tcPr>
+          <w:p>
+            <w:pPr>
+              <w:spacing w:after="0" w:before="0"/>
+            </w:pPr>
+            <w:r>
+              <w:rPr>
+                <w:i/>
+                <w:iCs/>
+                <w:color w:val="5E6E7E"/>
+                <w:sz w:val="18"/>
+                <w:szCs w:val="18"/>
+              </w:rPr>
+              <w:t xml:space="preserve">1, 3, 7, 15, 31 — each tower's steps follow a predictable jump.</w:t>
+            </w:r>
+          </w:p>
+        </w:tc>
+      </w:tr>
+      <w:tr>
+        <w:trPr>
+          <w:cantSplit/>
+        </w:trPr>
+        <w:tc>
+          <w:tcPr>
+            <w:tcW w:type="dxa" w:w="1800"/>
+            <w:tcMar>
+              <w:top w:type="dxa" w:w="60"/>
+              <w:left w:type="dxa" w:w="100"/>
+              <w:bottom w:type="dxa" w:w="60"/>
+              <w:right w:type="dxa" w:w="100"/>
+            </w:tcMar>
+            <w:vAlign w:val="top"/>
+          </w:tcPr>
+          <w:p>
+            <w:pPr>
+              <w:spacing w:after="20" w:before="0"/>
+            </w:pPr>
+            <w:r>
+              <w:rPr>
+                <w:b/>
+                <w:bCs/>
+                <w:color w:val="0F2B3C"/>
+                <w:sz w:val="20"/>
+                <w:szCs w:val="20"/>
+              </w:rPr>
+              <w:t xml:space="preserve">pattern rule</w:t>
+            </w:r>
+          </w:p>
+          <w:p>
+            <w:pPr>
+              <w:spacing w:after="0" w:before="0"/>
+            </w:pPr>
+            <w:r>
+              <w:rPr>
+                <w:i/>
+                <w:iCs/>
+                <w:color w:val="5E6E7E"/>
+                <w:sz w:val="18"/>
+                <w:szCs w:val="18"/>
+              </w:rPr>
+              <w:t xml:space="preserve">regla del patrón</w:t>
+            </w:r>
+          </w:p>
+        </w:tc>
+        <w:tc>
+          <w:tcPr>
+            <w:tcW w:type="dxa" w:w="3160"/>
+            <w:tcMar>
+              <w:top w:type="dxa" w:w="60"/>
+              <w:left w:type="dxa" w:w="100"/>
+              <w:bottom w:type="dxa" w:w="60"/>
+              <w:right w:type="dxa" w:w="100"/>
+            </w:tcMar>
+            <w:vAlign w:val="top"/>
+          </w:tcPr>
+          <w:p>
+            <w:pPr>
+              <w:spacing w:after="0" w:before="0"/>
+            </w:pPr>
+            <w:r>
+              <w:rPr>
+                <w:sz w:val="19"/>
+                <w:szCs w:val="19"/>
+              </w:rPr>
+              <w:t xml:space="preserve">The instruction that tells how to get from one number in a pattern to the next.</w:t>
+            </w:r>
+          </w:p>
+        </w:tc>
+        <w:tc>
+          <w:tcPr>
+            <w:tcW w:type="dxa" w:w="2200"/>
+            <w:tcMar>
+              <w:top w:type="dxa" w:w="60"/>
+              <w:left w:type="dxa" w:w="100"/>
+              <w:bottom w:type="dxa" w:w="60"/>
+              <w:right w:type="dxa" w:w="100"/>
+            </w:tcMar>
+            <w:vAlign w:val="top"/>
+          </w:tcPr>
+          <w:p>
+            <w:pPr>
+              <w:spacing w:after="30" w:before="0"/>
+            </w:pPr>
+            <w:r>
+              <w:rPr>
+                <w:i/>
+                <w:iCs/>
+                <w:color w:val="5E6E7E"/>
+                <w:sz w:val="18"/>
+                <w:szCs w:val="18"/>
+              </w:rPr>
+              <w:t xml:space="preserve">Not pattern rule: write a counter-example that does not fit the rule.</w:t>
+            </w:r>
+          </w:p>
+          <w:p>
+            <w:pPr>
+              <w:spacing w:after="50" w:before="0"/>
+            </w:pPr>
+            <w:r>
+              <w:rPr>
+                <w:color w:val="BBBBBB"/>
+                <w:sz w:val="18"/>
+                <w:szCs w:val="18"/>
+              </w:rPr>
+              <w:t xml:space="preserve">____________________________</w:t>
+            </w:r>
+          </w:p>
+        </w:tc>
+        <w:tc>
+          <w:tcPr>
+            <w:tcW w:type="dxa" w:w="2200"/>
+            <w:tcMar>
+              <w:top w:type="dxa" w:w="60"/>
+              <w:left w:type="dxa" w:w="100"/>
+              <w:bottom w:type="dxa" w:w="60"/>
+              <w:right w:type="dxa" w:w="100"/>
+            </w:tcMar>
+            <w:vAlign w:val="top"/>
+          </w:tcPr>
+          <w:p>
+            <w:pPr>
+              <w:spacing w:after="0" w:before="0"/>
+            </w:pPr>
+            <w:r>
+              <w:rPr>
+                <w:i/>
+                <w:iCs/>
+                <w:color w:val="5E6E7E"/>
+                <w:sz w:val="18"/>
+                <w:szCs w:val="18"/>
+              </w:rPr>
+              <w:t xml:space="preserve">2, 4, 6, 8 … the rule is “+ 2 every time”.</w:t>
+            </w:r>
+          </w:p>
+        </w:tc>
+      </w:tr>
+      <w:tr>
+        <w:trPr>
+          <w:cantSplit/>
+        </w:trPr>
+        <w:tc>
+          <w:tcPr>
+            <w:tcW w:type="dxa" w:w="1800"/>
+            <w:tcMar>
+              <w:top w:type="dxa" w:w="60"/>
+              <w:left w:type="dxa" w:w="100"/>
+              <w:bottom w:type="dxa" w:w="60"/>
+              <w:right w:type="dxa" w:w="100"/>
+            </w:tcMar>
+            <w:vAlign w:val="top"/>
+          </w:tcPr>
+          <w:p>
+            <w:pPr>
+              <w:spacing w:after="20" w:before="0"/>
+            </w:pPr>
+            <w:r>
+              <w:rPr>
+                <w:b/>
+                <w:bCs/>
+                <w:color w:val="0F2B3C"/>
+                <w:sz w:val="20"/>
+                <w:szCs w:val="20"/>
+              </w:rPr>
+              <w:t xml:space="preserve">generalization</w:t>
+            </w:r>
+          </w:p>
+          <w:p>
+            <w:pPr>
+              <w:spacing w:after="0" w:before="0"/>
+            </w:pPr>
+            <w:r>
+              <w:rPr>
+                <w:i/>
+                <w:iCs/>
+                <w:color w:val="5E6E7E"/>
+                <w:sz w:val="18"/>
+                <w:szCs w:val="18"/>
+              </w:rPr>
+              <w:t xml:space="preserve">generalización</w:t>
+            </w:r>
+          </w:p>
+        </w:tc>
+        <w:tc>
+          <w:tcPr>
+            <w:tcW w:type="dxa" w:w="3160"/>
+            <w:tcMar>
+              <w:top w:type="dxa" w:w="60"/>
+              <w:left w:type="dxa" w:w="100"/>
+              <w:bottom w:type="dxa" w:w="60"/>
+              <w:right w:type="dxa" w:w="100"/>
+            </w:tcMar>
+            <w:vAlign w:val="top"/>
+          </w:tcPr>
+          <w:p>
+            <w:pPr>
+              <w:spacing w:after="0" w:before="0"/>
+            </w:pPr>
+            <w:r>
+              <w:rPr>
+                <w:sz w:val="19"/>
+                <w:szCs w:val="19"/>
+              </w:rPr>
+              <w:t xml:space="preserve">A statement that is true for a whole pattern, made by noticing repeated calculations.</w:t>
+            </w:r>
+          </w:p>
+        </w:tc>
+        <w:tc>
+          <w:tcPr>
+            <w:tcW w:type="dxa" w:w="2200"/>
+            <w:tcMar>
+              <w:top w:type="dxa" w:w="60"/>
+              <w:left w:type="dxa" w:w="100"/>
+              <w:bottom w:type="dxa" w:w="60"/>
+              <w:right w:type="dxa" w:w="100"/>
+            </w:tcMar>
+            <w:vAlign w:val="top"/>
+          </w:tcPr>
+          <w:p>
+            <w:pPr>
+              <w:spacing w:after="30" w:before="0"/>
+            </w:pPr>
+            <w:r>
+              <w:rPr>
+                <w:i/>
+                <w:iCs/>
+                <w:color w:val="5E6E7E"/>
+                <w:sz w:val="18"/>
+                <w:szCs w:val="18"/>
+              </w:rPr>
+              <w:t xml:space="preserve">Not generalization: write a counter-example that does not fit the rule.</w:t>
+            </w:r>
+          </w:p>
+          <w:p>
+            <w:pPr>
+              <w:spacing w:after="50" w:before="0"/>
+            </w:pPr>
+            <w:r>
+              <w:rPr>
+                <w:color w:val="BBBBBB"/>
+                <w:sz w:val="18"/>
+                <w:szCs w:val="18"/>
+              </w:rPr>
+              <w:t xml:space="preserve">____________________________</w:t>
+            </w:r>
+          </w:p>
+        </w:tc>
+        <w:tc>
+          <w:tcPr>
+            <w:tcW w:type="dxa" w:w="2200"/>
+            <w:tcMar>
+              <w:top w:type="dxa" w:w="60"/>
+              <w:left w:type="dxa" w:w="100"/>
+              <w:bottom w:type="dxa" w:w="60"/>
+              <w:right w:type="dxa" w:w="100"/>
+            </w:tcMar>
+            <w:vAlign w:val="top"/>
+          </w:tcPr>
+          <w:p>
+            <w:pPr>
+              <w:spacing w:after="0" w:before="0"/>
+            </w:pPr>
+            <w:r>
+              <w:rPr>
+                <w:i/>
+                <w:iCs/>
+                <w:color w:val="5E6E7E"/>
+                <w:sz w:val="18"/>
+                <w:szCs w:val="18"/>
+              </w:rPr>
+              <w:t xml:space="preserve">1 → 3, 2 → 5, 3 → 7 … so n → 2n + 1, for ANY n.</w:t>
+            </w:r>
+          </w:p>
+        </w:tc>
+      </w:tr>
+      <w:tr>
+        <w:trPr>
+          <w:cantSplit/>
+        </w:trPr>
+        <w:tc>
+          <w:tcPr>
+            <w:tcW w:type="dxa" w:w="1800"/>
+            <w:tcMar>
+              <w:top w:type="dxa" w:w="60"/>
+              <w:left w:type="dxa" w:w="100"/>
+              <w:bottom w:type="dxa" w:w="60"/>
+              <w:right w:type="dxa" w:w="100"/>
+            </w:tcMar>
+            <w:vAlign w:val="top"/>
+          </w:tcPr>
+          <w:p>
+            <w:pPr>
+              <w:spacing w:after="20" w:before="0"/>
+            </w:pPr>
+            <w:r>
+              <w:rPr>
+                <w:b/>
+                <w:bCs/>
+                <w:color w:val="0F2B3C"/>
+                <w:sz w:val="20"/>
+                <w:szCs w:val="20"/>
+              </w:rPr>
+              <w:t xml:space="preserve">table of values</w:t>
+            </w:r>
+          </w:p>
+          <w:p>
+            <w:pPr>
+              <w:spacing w:after="0" w:before="0"/>
+            </w:pPr>
+            <w:r>
+              <w:rPr>
+                <w:i/>
+                <w:iCs/>
+                <w:color w:val="5E6E7E"/>
+                <w:sz w:val="18"/>
+                <w:szCs w:val="18"/>
+              </w:rPr>
+              <w:t xml:space="preserve">tabla de valores</w:t>
+            </w:r>
+          </w:p>
+        </w:tc>
+        <w:tc>
+          <w:tcPr>
+            <w:tcW w:type="dxa" w:w="3160"/>
+            <w:tcMar>
+              <w:top w:type="dxa" w:w="60"/>
+              <w:left w:type="dxa" w:w="100"/>
+              <w:bottom w:type="dxa" w:w="60"/>
+              <w:right w:type="dxa" w:w="100"/>
+            </w:tcMar>
+            <w:vAlign w:val="top"/>
+          </w:tcPr>
+          <w:p>
+            <w:pPr>
+              <w:spacing w:after="0" w:before="0"/>
+            </w:pPr>
+            <w:r>
+              <w:rPr>
+                <w:sz w:val="19"/>
+                <w:szCs w:val="19"/>
+              </w:rPr>
+              <w:t xml:space="preserve">A table that lists each step of a pattern so you can check that a solution is reasonable.</w:t>
+            </w:r>
+          </w:p>
+        </w:tc>
+        <w:tc>
+          <w:tcPr>
+            <w:tcW w:type="dxa" w:w="2200"/>
+            <w:tcMar>
+              <w:top w:type="dxa" w:w="60"/>
+              <w:left w:type="dxa" w:w="100"/>
+              <w:bottom w:type="dxa" w:w="60"/>
+              <w:right w:type="dxa" w:w="100"/>
+            </w:tcMar>
+            <w:vAlign w:val="top"/>
+          </w:tcPr>
+          <w:p>
+            <w:pPr>
+              <w:spacing w:after="30" w:before="0"/>
+            </w:pPr>
+            <w:r>
+              <w:rPr>
+                <w:i/>
+                <w:iCs/>
+                <w:color w:val="5E6E7E"/>
+                <w:sz w:val="18"/>
+                <w:szCs w:val="18"/>
+              </w:rPr>
+              <w:t xml:space="preserve">Not table of values: write a counter-example that does not fit the rule.</w:t>
+            </w:r>
+          </w:p>
+          <w:p>
+            <w:pPr>
+              <w:spacing w:after="50" w:before="0"/>
+            </w:pPr>
+            <w:r>
+              <w:rPr>
+                <w:color w:val="BBBBBB"/>
+                <w:sz w:val="18"/>
+                <w:szCs w:val="18"/>
+              </w:rPr>
+              <w:t xml:space="preserve">____________________________</w:t>
+            </w:r>
+          </w:p>
+        </w:tc>
+        <w:tc>
+          <w:tcPr>
+            <w:tcW w:type="dxa" w:w="2200"/>
+            <w:tcMar>
+              <w:top w:type="dxa" w:w="60"/>
+              <w:left w:type="dxa" w:w="100"/>
+              <w:bottom w:type="dxa" w:w="60"/>
+              <w:right w:type="dxa" w:w="100"/>
+            </w:tcMar>
+            <w:vAlign w:val="top"/>
+          </w:tcPr>
+          <w:p>
+            <w:pPr>
+              <w:spacing w:after="0" w:before="0"/>
+            </w:pPr>
+            <w:r>
+              <w:rPr>
+                <w:i/>
+                <w:iCs/>
+                <w:color w:val="5E6E7E"/>
+                <w:sz w:val="18"/>
+                <w:szCs w:val="18"/>
+              </w:rPr>
+              <w:t xml:space="preserve">discs 1, 2, 3 beside steps 1, 3, 7 — one row per step.</w:t>
+            </w:r>
+          </w:p>
+        </w:tc>
+      </w:tr>
+      <w:tr>
+        <w:trPr>
+          <w:cantSplit/>
+        </w:trPr>
+        <w:tc>
+          <w:tcPr>
+            <w:tcW w:type="dxa" w:w="1800"/>
+            <w:tcMar>
+              <w:top w:type="dxa" w:w="60"/>
+              <w:left w:type="dxa" w:w="100"/>
+              <w:bottom w:type="dxa" w:w="60"/>
+              <w:right w:type="dxa" w:w="100"/>
+            </w:tcMar>
+            <w:vAlign w:val="top"/>
+          </w:tcPr>
+          <w:p>
+            <w:pPr>
+              <w:spacing w:after="20" w:before="0"/>
+            </w:pPr>
+            <w:r>
+              <w:rPr>
+                <w:b/>
+                <w:bCs/>
+                <w:color w:val="0F2B3C"/>
+                <w:sz w:val="20"/>
+                <w:szCs w:val="20"/>
+              </w:rPr>
+              <w:t xml:space="preserve">reasonableness</w:t>
+            </w:r>
+          </w:p>
+          <w:p>
+            <w:pPr>
+              <w:spacing w:after="0" w:before="0"/>
+            </w:pPr>
+            <w:r>
+              <w:rPr>
+                <w:i/>
+                <w:iCs/>
+                <w:color w:val="5E6E7E"/>
+                <w:sz w:val="18"/>
+                <w:szCs w:val="18"/>
+              </w:rPr>
+              <w:t xml:space="preserve">sensatez del resultado</w:t>
+            </w:r>
+          </w:p>
+        </w:tc>
+        <w:tc>
+          <w:tcPr>
+            <w:tcW w:type="dxa" w:w="3160"/>
+            <w:tcMar>
+              <w:top w:type="dxa" w:w="60"/>
+              <w:left w:type="dxa" w:w="100"/>
+              <w:bottom w:type="dxa" w:w="60"/>
+              <w:right w:type="dxa" w:w="100"/>
+            </w:tcMar>
+            <w:vAlign w:val="top"/>
+          </w:tcPr>
+          <w:p>
+            <w:pPr>
+              <w:spacing w:after="0" w:before="0"/>
+            </w:pPr>
+            <w:r>
+              <w:rPr>
+                <w:sz w:val="19"/>
+                <w:szCs w:val="19"/>
+              </w:rPr>
+              <w:t xml:space="preserve">Whether an answer makes sense — checked as you work, with adjustments made when needed.</w:t>
+            </w:r>
+          </w:p>
+        </w:tc>
+        <w:tc>
+          <w:tcPr>
+            <w:tcW w:type="dxa" w:w="2200"/>
+            <w:tcMar>
+              <w:top w:type="dxa" w:w="60"/>
+              <w:left w:type="dxa" w:w="100"/>
+              <w:bottom w:type="dxa" w:w="60"/>
+              <w:right w:type="dxa" w:w="100"/>
+            </w:tcMar>
+            <w:vAlign w:val="top"/>
+          </w:tcPr>
+          <w:p>
+            <w:pPr>
+              <w:spacing w:after="30" w:before="0"/>
+            </w:pPr>
+            <w:r>
+              <w:rPr>
+                <w:i/>
+                <w:iCs/>
+                <w:color w:val="5E6E7E"/>
+                <w:sz w:val="18"/>
+                <w:szCs w:val="18"/>
+              </w:rPr>
+              <w:t xml:space="preserve">Not reasonableness: write a counter-example that does not fit the rule.</w:t>
+            </w:r>
+          </w:p>
+          <w:p>
+            <w:pPr>
+              <w:spacing w:after="50" w:before="0"/>
+            </w:pPr>
+            <w:r>
+              <w:rPr>
+                <w:color w:val="BBBBBB"/>
+                <w:sz w:val="18"/>
+                <w:szCs w:val="18"/>
+              </w:rPr>
+              <w:t xml:space="preserve">____________________________</w:t>
+            </w:r>
+          </w:p>
+        </w:tc>
+        <w:tc>
+          <w:tcPr>
+            <w:tcW w:type="dxa" w:w="2200"/>
+            <w:tcMar>
+              <w:top w:type="dxa" w:w="60"/>
+              <w:left w:type="dxa" w:w="100"/>
+              <w:bottom w:type="dxa" w:w="60"/>
+              <w:right w:type="dxa" w:w="100"/>
+            </w:tcMar>
+            <w:vAlign w:val="top"/>
+          </w:tcPr>
+          <w:p>
+            <w:pPr>
+              <w:spacing w:after="0" w:before="0"/>
+            </w:pPr>
+            <w:r>
+              <w:rPr>
+                <w:i/>
+                <w:iCs/>
+                <w:color w:val="5E6E7E"/>
+                <w:sz w:val="18"/>
+                <w:szCs w:val="18"/>
+              </w:rPr>
+              <w:t xml:space="preserve">5/6 of 540 should land BELOW 540, so 650 fails the check.</w:t>
+            </w:r>
+          </w:p>
+        </w:tc>
+      </w:tr>
+    </w:tbl>
+    <w:p>
+      <w:pPr>
+        <w:spacing w:after="120" w:before="140"/>
       </w:pPr>
       <w:r>
         <w:rPr>
@@ -157,169 +995,1301 @@
         <w:t xml:space="preserve">Sigue una regla a la vez.</w:t>
       </w:r>
     </w:p>
-    <w:p>
-      <w:pPr>
-        <w:spacing w:after="40" w:before="0"/>
-      </w:pPr>
-      <w:r>
-        <w:rPr>
-          <w:sz w:val="22"/>
-          <w:szCs w:val="22"/>
-        </w:rPr>
-        <w:t xml:space="preserve">1.  A penny is $0.01. How many dollars are 100 pennies worth?</w:t>
-      </w:r>
-    </w:p>
+    <w:tbl>
+      <w:tblPr>
+        <w:tblW w:type="dxa" w:w="9360"/>
+        <w:tblBorders>
+          <w:top w:val="single" w:color="C7D2DD" w:sz="6"/>
+          <w:left w:val="single" w:color="C7D2DD" w:sz="6"/>
+          <w:bottom w:val="single" w:color="C7D2DD" w:sz="6"/>
+          <w:right w:val="single" w:color="C7D2DD" w:sz="6"/>
+          <w:insideH w:val="single" w:color="C7D2DD" w:sz="6"/>
+          <w:insideV w:val="single" w:color="C7D2DD" w:sz="6"/>
+        </w:tblBorders>
+      </w:tblPr>
+      <w:tblGrid>
+        <w:gridCol w:w="2800"/>
+        <w:gridCol w:w="3560"/>
+        <w:gridCol w:w="3000"/>
+      </w:tblGrid>
+      <w:tr>
+        <w:trPr>
+          <w:cantSplit/>
+          <w:tblHeader/>
+        </w:trPr>
+        <w:tc>
+          <w:tcPr>
+            <w:tcW w:type="dxa" w:w="2800"/>
+            <w:shd w:fill="EEF4F8" w:color="auto" w:val="clear"/>
+            <w:tcMar>
+              <w:top w:type="dxa" w:w="60"/>
+              <w:left w:type="dxa" w:w="100"/>
+              <w:bottom w:type="dxa" w:w="60"/>
+              <w:right w:type="dxa" w:w="100"/>
+            </w:tcMar>
+          </w:tcPr>
+          <w:p>
+            <w:pPr>
+              <w:spacing w:after="0" w:before="0"/>
+            </w:pPr>
+            <w:r>
+              <w:rPr>
+                <w:b/>
+                <w:bCs/>
+                <w:color w:val="0F2B3C"/>
+                <w:sz w:val="16"/>
+                <w:szCs w:val="16"/>
+              </w:rPr>
+              <w:t xml:space="preserve">CORE PROBLEM / GIVEN REPRESENTATION</w:t>
+            </w:r>
+          </w:p>
+        </w:tc>
+        <w:tc>
+          <w:tcPr>
+            <w:tcW w:type="dxa" w:w="3560"/>
+            <w:shd w:fill="EEF4F8" w:color="auto" w:val="clear"/>
+            <w:tcMar>
+              <w:top w:type="dxa" w:w="60"/>
+              <w:left w:type="dxa" w:w="100"/>
+              <w:bottom w:type="dxa" w:w="60"/>
+              <w:right w:type="dxa" w:w="100"/>
+            </w:tcMar>
+          </w:tcPr>
+          <w:p>
+            <w:pPr>
+              <w:spacing w:after="0" w:before="0"/>
+            </w:pPr>
+            <w:r>
+              <w:rPr>
+                <w:b/>
+                <w:bCs/>
+                <w:color w:val="0F2B3C"/>
+                <w:sz w:val="16"/>
+                <w:szCs w:val="16"/>
+              </w:rPr>
+              <w:t xml:space="preserve">WORKING SPACE / CALCULATION STEPS</w:t>
+            </w:r>
+          </w:p>
+        </w:tc>
+        <w:tc>
+          <w:tcPr>
+            <w:tcW w:type="dxa" w:w="3000"/>
+            <w:shd w:fill="FBF3E2" w:color="auto" w:val="clear"/>
+            <w:tcMar>
+              <w:top w:type="dxa" w:w="60"/>
+              <w:left w:type="dxa" w:w="100"/>
+              <w:bottom w:type="dxa" w:w="60"/>
+              <w:right w:type="dxa" w:w="100"/>
+            </w:tcMar>
+          </w:tcPr>
+          <w:p>
+            <w:pPr>
+              <w:spacing w:after="0" w:before="0"/>
+            </w:pPr>
+            <w:r>
+              <w:rPr>
+                <w:b/>
+                <w:bCs/>
+                <w:color w:val="7A5400"/>
+                <w:sz w:val="16"/>
+                <w:szCs w:val="16"/>
+              </w:rPr>
+              <w:t xml:space="preserve">EXPLAIN YOUR REASONING</w:t>
+            </w:r>
+          </w:p>
+        </w:tc>
+      </w:tr>
+      <w:tr>
+        <w:trPr>
+          <w:cantSplit/>
+        </w:trPr>
+        <w:tc>
+          <w:tcPr>
+            <w:tcW w:type="dxa" w:w="2800"/>
+            <w:tcMar>
+              <w:top w:type="dxa" w:w="80"/>
+              <w:left w:type="dxa" w:w="100"/>
+              <w:bottom w:type="dxa" w:w="80"/>
+              <w:right w:type="dxa" w:w="100"/>
+            </w:tcMar>
+            <w:vAlign w:val="top"/>
+          </w:tcPr>
+          <w:p>
+            <w:pPr>
+              <w:spacing w:after="40" w:before="0"/>
+            </w:pPr>
+            <w:r>
+              <w:rPr>
+                <w:b/>
+                <w:bCs/>
+                <w:color w:val="0F2B3C"/>
+                <w:sz w:val="20"/>
+                <w:szCs w:val="20"/>
+              </w:rPr>
+              <w:t xml:space="preserve">1.  A penny is $0.01. How many dollars are 100 pennies worth?</w:t>
+            </w:r>
+          </w:p>
+          <w:p>
+            <w:pPr>
+              <w:spacing w:after="40" w:before="0"/>
+            </w:pPr>
+            <w:r>
+              <w:rPr>
+                <w:i/>
+                <w:iCs/>
+                <w:color w:val="3F4D5C"/>
+                <w:sz w:val="20"/>
+                <w:szCs w:val="20"/>
+              </w:rPr>
+              <w:t xml:space="preserve">A. Un centavo vale $0.01. ¿Cuántos dólares valen 100 centavos?</w:t>
+            </w:r>
+          </w:p>
+        </w:tc>
+        <w:tc>
+          <w:tcPr>
+            <w:tcW w:type="dxa" w:w="3560"/>
+            <w:tcMar>
+              <w:top w:type="dxa" w:w="80"/>
+              <w:left w:type="dxa" w:w="100"/>
+              <w:bottom w:type="dxa" w:w="80"/>
+              <w:right w:type="dxa" w:w="100"/>
+            </w:tcMar>
+            <w:vAlign w:val="top"/>
+          </w:tcPr>
+          <w:p>
+            <w:pPr>
+              <w:spacing w:after="50" w:before="0"/>
+            </w:pPr>
+            <w:r>
+              <w:rPr>
+                <w:color w:val="BBBBBB"/>
+                <w:sz w:val="18"/>
+                <w:szCs w:val="18"/>
+              </w:rPr>
+              <w:t xml:space="preserve">____________________________</w:t>
+            </w:r>
+          </w:p>
+          <w:p>
+            <w:pPr>
+              <w:spacing w:after="50" w:before="0"/>
+            </w:pPr>
+            <w:r>
+              <w:rPr>
+                <w:color w:val="BBBBBB"/>
+                <w:sz w:val="18"/>
+                <w:szCs w:val="18"/>
+              </w:rPr>
+              <w:t xml:space="preserve">____________________________</w:t>
+            </w:r>
+          </w:p>
+          <w:p>
+            <w:pPr>
+              <w:spacing w:after="50" w:before="0"/>
+            </w:pPr>
+            <w:r>
+              <w:rPr>
+                <w:color w:val="BBBBBB"/>
+                <w:sz w:val="18"/>
+                <w:szCs w:val="18"/>
+              </w:rPr>
+              <w:t xml:space="preserve">____________________________</w:t>
+            </w:r>
+          </w:p>
+          <w:p>
+            <w:pPr>
+              <w:spacing w:after="50" w:before="0"/>
+            </w:pPr>
+            <w:r>
+              <w:rPr>
+                <w:color w:val="BBBBBB"/>
+                <w:sz w:val="18"/>
+                <w:szCs w:val="18"/>
+              </w:rPr>
+              <w:t xml:space="preserve">____________________________</w:t>
+            </w:r>
+          </w:p>
+        </w:tc>
+        <w:tc>
+          <w:tcPr>
+            <w:tcW w:type="dxa" w:w="3000"/>
+            <w:shd w:fill="FBF3E2" w:color="auto" w:val="clear"/>
+            <w:tcMar>
+              <w:top w:type="dxa" w:w="80"/>
+              <w:left w:type="dxa" w:w="100"/>
+              <w:bottom w:type="dxa" w:w="80"/>
+              <w:right w:type="dxa" w:w="100"/>
+            </w:tcMar>
+            <w:vAlign w:val="top"/>
+          </w:tcPr>
+          <w:p>
+            <w:pPr>
+              <w:spacing w:after="30" w:before="0"/>
+            </w:pPr>
+            <w:r>
+              <w:rPr>
+                <w:b/>
+                <w:bCs/>
+                <w:color w:val="0F2B3C"/>
+                <w:sz w:val="18"/>
+                <w:szCs w:val="18"/>
+              </w:rPr>
+              <w:t xml:space="preserve">Because... ________________</w:t>
+            </w:r>
+          </w:p>
+          <w:p>
+            <w:pPr>
+              <w:spacing w:after="50" w:before="0"/>
+            </w:pPr>
+            <w:r>
+              <w:rPr>
+                <w:color w:val="BBBBBB"/>
+                <w:sz w:val="18"/>
+                <w:szCs w:val="18"/>
+              </w:rPr>
+              <w:t xml:space="preserve">____________________________</w:t>
+            </w:r>
+          </w:p>
+          <w:p>
+            <w:pPr>
+              <w:spacing w:after="30" w:before="40"/>
+            </w:pPr>
+            <w:r>
+              <w:rPr>
+                <w:b/>
+                <w:bCs/>
+                <w:color w:val="1A6FB5"/>
+                <w:sz w:val="18"/>
+                <w:szCs w:val="18"/>
+              </w:rPr>
+              <w:t xml:space="preserve">Although... _______________</w:t>
+            </w:r>
+          </w:p>
+          <w:p>
+            <w:pPr>
+              <w:spacing w:after="50" w:before="0"/>
+            </w:pPr>
+            <w:r>
+              <w:rPr>
+                <w:color w:val="BBBBBB"/>
+                <w:sz w:val="18"/>
+                <w:szCs w:val="18"/>
+              </w:rPr>
+              <w:t xml:space="preserve">____________________________</w:t>
+            </w:r>
+          </w:p>
+          <w:p>
+            <w:pPr>
+              <w:spacing w:after="30" w:before="40"/>
+            </w:pPr>
+            <w:r>
+              <w:rPr>
+                <w:b/>
+                <w:bCs/>
+                <w:color w:val="7A5400"/>
+                <w:sz w:val="18"/>
+                <w:szCs w:val="18"/>
+              </w:rPr>
+              <w:t xml:space="preserve">Therefore... ______________</w:t>
+            </w:r>
+          </w:p>
+          <w:p>
+            <w:pPr>
+              <w:spacing w:after="50" w:before="0"/>
+            </w:pPr>
+            <w:r>
+              <w:rPr>
+                <w:color w:val="BBBBBB"/>
+                <w:sz w:val="18"/>
+                <w:szCs w:val="18"/>
+              </w:rPr>
+              <w:t xml:space="preserve">____________________________</w:t>
+            </w:r>
+          </w:p>
+        </w:tc>
+      </w:tr>
+    </w:tbl>
     <w:p>
       <w:pPr>
         <w:spacing w:after="60" w:before="0"/>
       </w:pPr>
       <w:r>
-        <w:rPr>
-          <w:i/>
-          <w:iCs/>
-          <w:color w:val="3F4D5C"/>
-          <w:sz w:val="20"/>
-          <w:szCs w:val="20"/>
-        </w:rPr>
-        <w:t xml:space="preserve">A. Un centavo vale $0.01. ¿Cuántos dólares valen 100 centavos?</w:t>
-      </w:r>
-    </w:p>
-    <w:p>
-      <w:pPr>
-        <w:spacing w:after="80" w:before="0"/>
-      </w:pPr>
-      <w:r>
-        <w:rPr>
-          <w:color w:val="BBBBBB"/>
-        </w:rPr>
-        <w:t xml:space="preserve">____________________________________________________</w:t>
-      </w:r>
-    </w:p>
-    <w:p>
-      <w:pPr>
-        <w:spacing w:after="40" w:before="0"/>
-      </w:pPr>
-      <w:r>
-        <w:rPr>
-          <w:sz w:val="22"/>
-          <w:szCs w:val="22"/>
-        </w:rPr>
-        <w:t xml:space="preserve">2.  What number comes next? 2, 4, 6, 8, ___</w:t>
-      </w:r>
-    </w:p>
+        <w:t xml:space="preserve"/>
+      </w:r>
+    </w:p>
+    <w:tbl>
+      <w:tblPr>
+        <w:tblW w:type="dxa" w:w="9360"/>
+        <w:tblBorders>
+          <w:top w:val="single" w:color="C7D2DD" w:sz="6"/>
+          <w:left w:val="single" w:color="C7D2DD" w:sz="6"/>
+          <w:bottom w:val="single" w:color="C7D2DD" w:sz="6"/>
+          <w:right w:val="single" w:color="C7D2DD" w:sz="6"/>
+          <w:insideH w:val="single" w:color="C7D2DD" w:sz="6"/>
+          <w:insideV w:val="single" w:color="C7D2DD" w:sz="6"/>
+        </w:tblBorders>
+      </w:tblPr>
+      <w:tblGrid>
+        <w:gridCol w:w="2800"/>
+        <w:gridCol w:w="3560"/>
+        <w:gridCol w:w="3000"/>
+      </w:tblGrid>
+      <w:tr>
+        <w:trPr>
+          <w:cantSplit/>
+          <w:tblHeader/>
+        </w:trPr>
+        <w:tc>
+          <w:tcPr>
+            <w:tcW w:type="dxa" w:w="2800"/>
+            <w:shd w:fill="EEF4F8" w:color="auto" w:val="clear"/>
+            <w:tcMar>
+              <w:top w:type="dxa" w:w="60"/>
+              <w:left w:type="dxa" w:w="100"/>
+              <w:bottom w:type="dxa" w:w="60"/>
+              <w:right w:type="dxa" w:w="100"/>
+            </w:tcMar>
+          </w:tcPr>
+          <w:p>
+            <w:pPr>
+              <w:spacing w:after="0" w:before="0"/>
+            </w:pPr>
+            <w:r>
+              <w:rPr>
+                <w:b/>
+                <w:bCs/>
+                <w:color w:val="0F2B3C"/>
+                <w:sz w:val="16"/>
+                <w:szCs w:val="16"/>
+              </w:rPr>
+              <w:t xml:space="preserve">CORE PROBLEM / GIVEN REPRESENTATION</w:t>
+            </w:r>
+          </w:p>
+        </w:tc>
+        <w:tc>
+          <w:tcPr>
+            <w:tcW w:type="dxa" w:w="3560"/>
+            <w:shd w:fill="EEF4F8" w:color="auto" w:val="clear"/>
+            <w:tcMar>
+              <w:top w:type="dxa" w:w="60"/>
+              <w:left w:type="dxa" w:w="100"/>
+              <w:bottom w:type="dxa" w:w="60"/>
+              <w:right w:type="dxa" w:w="100"/>
+            </w:tcMar>
+          </w:tcPr>
+          <w:p>
+            <w:pPr>
+              <w:spacing w:after="0" w:before="0"/>
+            </w:pPr>
+            <w:r>
+              <w:rPr>
+                <w:b/>
+                <w:bCs/>
+                <w:color w:val="0F2B3C"/>
+                <w:sz w:val="16"/>
+                <w:szCs w:val="16"/>
+              </w:rPr>
+              <w:t xml:space="preserve">WORKING SPACE / CALCULATION STEPS</w:t>
+            </w:r>
+          </w:p>
+        </w:tc>
+        <w:tc>
+          <w:tcPr>
+            <w:tcW w:type="dxa" w:w="3000"/>
+            <w:shd w:fill="FBF3E2" w:color="auto" w:val="clear"/>
+            <w:tcMar>
+              <w:top w:type="dxa" w:w="60"/>
+              <w:left w:type="dxa" w:w="100"/>
+              <w:bottom w:type="dxa" w:w="60"/>
+              <w:right w:type="dxa" w:w="100"/>
+            </w:tcMar>
+          </w:tcPr>
+          <w:p>
+            <w:pPr>
+              <w:spacing w:after="0" w:before="0"/>
+            </w:pPr>
+            <w:r>
+              <w:rPr>
+                <w:b/>
+                <w:bCs/>
+                <w:color w:val="7A5400"/>
+                <w:sz w:val="16"/>
+                <w:szCs w:val="16"/>
+              </w:rPr>
+              <w:t xml:space="preserve">EXPLAIN YOUR REASONING</w:t>
+            </w:r>
+          </w:p>
+        </w:tc>
+      </w:tr>
+      <w:tr>
+        <w:trPr>
+          <w:cantSplit/>
+        </w:trPr>
+        <w:tc>
+          <w:tcPr>
+            <w:tcW w:type="dxa" w:w="2800"/>
+            <w:tcMar>
+              <w:top w:type="dxa" w:w="80"/>
+              <w:left w:type="dxa" w:w="100"/>
+              <w:bottom w:type="dxa" w:w="80"/>
+              <w:right w:type="dxa" w:w="100"/>
+            </w:tcMar>
+            <w:vAlign w:val="top"/>
+          </w:tcPr>
+          <w:p>
+            <w:pPr>
+              <w:spacing w:after="40" w:before="0"/>
+            </w:pPr>
+            <w:r>
+              <w:rPr>
+                <w:b/>
+                <w:bCs/>
+                <w:color w:val="0F2B3C"/>
+                <w:sz w:val="20"/>
+                <w:szCs w:val="20"/>
+              </w:rPr>
+              <w:t xml:space="preserve">2.  What number comes next? 2, 4, 6, 8, ___</w:t>
+            </w:r>
+          </w:p>
+          <w:p>
+            <w:pPr>
+              <w:spacing w:after="40" w:before="0"/>
+            </w:pPr>
+            <w:r>
+              <w:rPr>
+                <w:i/>
+                <w:iCs/>
+                <w:color w:val="3F4D5C"/>
+                <w:sz w:val="20"/>
+                <w:szCs w:val="20"/>
+              </w:rPr>
+              <w:t xml:space="preserve">B. ¿Qué número sigue? 2, 4, 6, 8, ___</w:t>
+            </w:r>
+          </w:p>
+        </w:tc>
+        <w:tc>
+          <w:tcPr>
+            <w:tcW w:type="dxa" w:w="3560"/>
+            <w:tcMar>
+              <w:top w:type="dxa" w:w="80"/>
+              <w:left w:type="dxa" w:w="100"/>
+              <w:bottom w:type="dxa" w:w="80"/>
+              <w:right w:type="dxa" w:w="100"/>
+            </w:tcMar>
+            <w:vAlign w:val="top"/>
+          </w:tcPr>
+          <w:p>
+            <w:pPr>
+              <w:spacing w:after="50" w:before="0"/>
+            </w:pPr>
+            <w:r>
+              <w:rPr>
+                <w:color w:val="BBBBBB"/>
+                <w:sz w:val="18"/>
+                <w:szCs w:val="18"/>
+              </w:rPr>
+              <w:t xml:space="preserve">____________________________</w:t>
+            </w:r>
+          </w:p>
+          <w:p>
+            <w:pPr>
+              <w:spacing w:after="50" w:before="0"/>
+            </w:pPr>
+            <w:r>
+              <w:rPr>
+                <w:color w:val="BBBBBB"/>
+                <w:sz w:val="18"/>
+                <w:szCs w:val="18"/>
+              </w:rPr>
+              <w:t xml:space="preserve">____________________________</w:t>
+            </w:r>
+          </w:p>
+          <w:p>
+            <w:pPr>
+              <w:spacing w:after="50" w:before="0"/>
+            </w:pPr>
+            <w:r>
+              <w:rPr>
+                <w:color w:val="BBBBBB"/>
+                <w:sz w:val="18"/>
+                <w:szCs w:val="18"/>
+              </w:rPr>
+              <w:t xml:space="preserve">____________________________</w:t>
+            </w:r>
+          </w:p>
+          <w:p>
+            <w:pPr>
+              <w:spacing w:after="50" w:before="0"/>
+            </w:pPr>
+            <w:r>
+              <w:rPr>
+                <w:color w:val="BBBBBB"/>
+                <w:sz w:val="18"/>
+                <w:szCs w:val="18"/>
+              </w:rPr>
+              <w:t xml:space="preserve">____________________________</w:t>
+            </w:r>
+          </w:p>
+        </w:tc>
+        <w:tc>
+          <w:tcPr>
+            <w:tcW w:type="dxa" w:w="3000"/>
+            <w:shd w:fill="FBF3E2" w:color="auto" w:val="clear"/>
+            <w:tcMar>
+              <w:top w:type="dxa" w:w="80"/>
+              <w:left w:type="dxa" w:w="100"/>
+              <w:bottom w:type="dxa" w:w="80"/>
+              <w:right w:type="dxa" w:w="100"/>
+            </w:tcMar>
+            <w:vAlign w:val="top"/>
+          </w:tcPr>
+          <w:p>
+            <w:pPr>
+              <w:spacing w:after="30" w:before="0"/>
+            </w:pPr>
+            <w:r>
+              <w:rPr>
+                <w:b/>
+                <w:bCs/>
+                <w:color w:val="0F2B3C"/>
+                <w:sz w:val="18"/>
+                <w:szCs w:val="18"/>
+              </w:rPr>
+              <w:t xml:space="preserve">Because... ________________</w:t>
+            </w:r>
+          </w:p>
+          <w:p>
+            <w:pPr>
+              <w:spacing w:after="50" w:before="0"/>
+            </w:pPr>
+            <w:r>
+              <w:rPr>
+                <w:color w:val="BBBBBB"/>
+                <w:sz w:val="18"/>
+                <w:szCs w:val="18"/>
+              </w:rPr>
+              <w:t xml:space="preserve">____________________________</w:t>
+            </w:r>
+          </w:p>
+          <w:p>
+            <w:pPr>
+              <w:spacing w:after="30" w:before="40"/>
+            </w:pPr>
+            <w:r>
+              <w:rPr>
+                <w:b/>
+                <w:bCs/>
+                <w:color w:val="1A6FB5"/>
+                <w:sz w:val="18"/>
+                <w:szCs w:val="18"/>
+              </w:rPr>
+              <w:t xml:space="preserve">Although... _______________</w:t>
+            </w:r>
+          </w:p>
+          <w:p>
+            <w:pPr>
+              <w:spacing w:after="50" w:before="0"/>
+            </w:pPr>
+            <w:r>
+              <w:rPr>
+                <w:color w:val="BBBBBB"/>
+                <w:sz w:val="18"/>
+                <w:szCs w:val="18"/>
+              </w:rPr>
+              <w:t xml:space="preserve">____________________________</w:t>
+            </w:r>
+          </w:p>
+          <w:p>
+            <w:pPr>
+              <w:spacing w:after="30" w:before="40"/>
+            </w:pPr>
+            <w:r>
+              <w:rPr>
+                <w:b/>
+                <w:bCs/>
+                <w:color w:val="7A5400"/>
+                <w:sz w:val="18"/>
+                <w:szCs w:val="18"/>
+              </w:rPr>
+              <w:t xml:space="preserve">Therefore... ______________</w:t>
+            </w:r>
+          </w:p>
+          <w:p>
+            <w:pPr>
+              <w:spacing w:after="50" w:before="0"/>
+            </w:pPr>
+            <w:r>
+              <w:rPr>
+                <w:color w:val="BBBBBB"/>
+                <w:sz w:val="18"/>
+                <w:szCs w:val="18"/>
+              </w:rPr>
+              <w:t xml:space="preserve">____________________________</w:t>
+            </w:r>
+          </w:p>
+        </w:tc>
+      </w:tr>
+    </w:tbl>
     <w:p>
       <w:pPr>
         <w:spacing w:after="60" w:before="0"/>
       </w:pPr>
       <w:r>
-        <w:rPr>
-          <w:i/>
-          <w:iCs/>
-          <w:color w:val="3F4D5C"/>
-          <w:sz w:val="20"/>
-          <w:szCs w:val="20"/>
-        </w:rPr>
-        <w:t xml:space="preserve">B. ¿Qué número sigue? 2, 4, 6, 8, ___</w:t>
-      </w:r>
-    </w:p>
-    <w:p>
-      <w:pPr>
-        <w:spacing w:after="80" w:before="0"/>
-      </w:pPr>
-      <w:r>
-        <w:rPr>
-          <w:color w:val="BBBBBB"/>
-        </w:rPr>
-        <w:t xml:space="preserve">____________________________________________________</w:t>
-      </w:r>
-    </w:p>
-    <w:p>
-      <w:pPr>
-        <w:spacing w:after="40" w:before="0"/>
-      </w:pPr>
-      <w:r>
-        <w:rPr>
-          <w:sz w:val="22"/>
-          <w:szCs w:val="22"/>
-        </w:rPr>
-        <w:t xml:space="preserve">3.  What is 10 × 3?</w:t>
-      </w:r>
-    </w:p>
+        <w:t xml:space="preserve"/>
+      </w:r>
+    </w:p>
+    <w:tbl>
+      <w:tblPr>
+        <w:tblW w:type="dxa" w:w="9360"/>
+        <w:tblBorders>
+          <w:top w:val="single" w:color="C7D2DD" w:sz="6"/>
+          <w:left w:val="single" w:color="C7D2DD" w:sz="6"/>
+          <w:bottom w:val="single" w:color="C7D2DD" w:sz="6"/>
+          <w:right w:val="single" w:color="C7D2DD" w:sz="6"/>
+          <w:insideH w:val="single" w:color="C7D2DD" w:sz="6"/>
+          <w:insideV w:val="single" w:color="C7D2DD" w:sz="6"/>
+        </w:tblBorders>
+      </w:tblPr>
+      <w:tblGrid>
+        <w:gridCol w:w="2800"/>
+        <w:gridCol w:w="3560"/>
+        <w:gridCol w:w="3000"/>
+      </w:tblGrid>
+      <w:tr>
+        <w:trPr>
+          <w:cantSplit/>
+          <w:tblHeader/>
+        </w:trPr>
+        <w:tc>
+          <w:tcPr>
+            <w:tcW w:type="dxa" w:w="2800"/>
+            <w:shd w:fill="EEF4F8" w:color="auto" w:val="clear"/>
+            <w:tcMar>
+              <w:top w:type="dxa" w:w="60"/>
+              <w:left w:type="dxa" w:w="100"/>
+              <w:bottom w:type="dxa" w:w="60"/>
+              <w:right w:type="dxa" w:w="100"/>
+            </w:tcMar>
+          </w:tcPr>
+          <w:p>
+            <w:pPr>
+              <w:spacing w:after="0" w:before="0"/>
+            </w:pPr>
+            <w:r>
+              <w:rPr>
+                <w:b/>
+                <w:bCs/>
+                <w:color w:val="0F2B3C"/>
+                <w:sz w:val="16"/>
+                <w:szCs w:val="16"/>
+              </w:rPr>
+              <w:t xml:space="preserve">CORE PROBLEM / GIVEN REPRESENTATION</w:t>
+            </w:r>
+          </w:p>
+        </w:tc>
+        <w:tc>
+          <w:tcPr>
+            <w:tcW w:type="dxa" w:w="3560"/>
+            <w:shd w:fill="EEF4F8" w:color="auto" w:val="clear"/>
+            <w:tcMar>
+              <w:top w:type="dxa" w:w="60"/>
+              <w:left w:type="dxa" w:w="100"/>
+              <w:bottom w:type="dxa" w:w="60"/>
+              <w:right w:type="dxa" w:w="100"/>
+            </w:tcMar>
+          </w:tcPr>
+          <w:p>
+            <w:pPr>
+              <w:spacing w:after="0" w:before="0"/>
+            </w:pPr>
+            <w:r>
+              <w:rPr>
+                <w:b/>
+                <w:bCs/>
+                <w:color w:val="0F2B3C"/>
+                <w:sz w:val="16"/>
+                <w:szCs w:val="16"/>
+              </w:rPr>
+              <w:t xml:space="preserve">WORKING SPACE / CALCULATION STEPS</w:t>
+            </w:r>
+          </w:p>
+        </w:tc>
+        <w:tc>
+          <w:tcPr>
+            <w:tcW w:type="dxa" w:w="3000"/>
+            <w:shd w:fill="FBF3E2" w:color="auto" w:val="clear"/>
+            <w:tcMar>
+              <w:top w:type="dxa" w:w="60"/>
+              <w:left w:type="dxa" w:w="100"/>
+              <w:bottom w:type="dxa" w:w="60"/>
+              <w:right w:type="dxa" w:w="100"/>
+            </w:tcMar>
+          </w:tcPr>
+          <w:p>
+            <w:pPr>
+              <w:spacing w:after="0" w:before="0"/>
+            </w:pPr>
+            <w:r>
+              <w:rPr>
+                <w:b/>
+                <w:bCs/>
+                <w:color w:val="7A5400"/>
+                <w:sz w:val="16"/>
+                <w:szCs w:val="16"/>
+              </w:rPr>
+              <w:t xml:space="preserve">EXPLAIN YOUR REASONING</w:t>
+            </w:r>
+          </w:p>
+        </w:tc>
+      </w:tr>
+      <w:tr>
+        <w:trPr>
+          <w:cantSplit/>
+        </w:trPr>
+        <w:tc>
+          <w:tcPr>
+            <w:tcW w:type="dxa" w:w="2800"/>
+            <w:tcMar>
+              <w:top w:type="dxa" w:w="80"/>
+              <w:left w:type="dxa" w:w="100"/>
+              <w:bottom w:type="dxa" w:w="80"/>
+              <w:right w:type="dxa" w:w="100"/>
+            </w:tcMar>
+            <w:vAlign w:val="top"/>
+          </w:tcPr>
+          <w:p>
+            <w:pPr>
+              <w:spacing w:after="40" w:before="0"/>
+            </w:pPr>
+            <w:r>
+              <w:rPr>
+                <w:b/>
+                <w:bCs/>
+                <w:color w:val="0F2B3C"/>
+                <w:sz w:val="20"/>
+                <w:szCs w:val="20"/>
+              </w:rPr>
+              <w:t xml:space="preserve">3.  What is 10 × 3?</w:t>
+            </w:r>
+          </w:p>
+          <w:p>
+            <w:pPr>
+              <w:spacing w:after="40" w:before="0"/>
+            </w:pPr>
+            <w:r>
+              <w:rPr>
+                <w:i/>
+                <w:iCs/>
+                <w:color w:val="3F4D5C"/>
+                <w:sz w:val="20"/>
+                <w:szCs w:val="20"/>
+              </w:rPr>
+              <w:t xml:space="preserve">C. ¿Cuánto es 10 × 3?</w:t>
+            </w:r>
+          </w:p>
+        </w:tc>
+        <w:tc>
+          <w:tcPr>
+            <w:tcW w:type="dxa" w:w="3560"/>
+            <w:tcMar>
+              <w:top w:type="dxa" w:w="80"/>
+              <w:left w:type="dxa" w:w="100"/>
+              <w:bottom w:type="dxa" w:w="80"/>
+              <w:right w:type="dxa" w:w="100"/>
+            </w:tcMar>
+            <w:vAlign w:val="top"/>
+          </w:tcPr>
+          <w:p>
+            <w:pPr>
+              <w:spacing w:after="50" w:before="0"/>
+            </w:pPr>
+            <w:r>
+              <w:rPr>
+                <w:color w:val="BBBBBB"/>
+                <w:sz w:val="18"/>
+                <w:szCs w:val="18"/>
+              </w:rPr>
+              <w:t xml:space="preserve">____________________________</w:t>
+            </w:r>
+          </w:p>
+          <w:p>
+            <w:pPr>
+              <w:spacing w:after="50" w:before="0"/>
+            </w:pPr>
+            <w:r>
+              <w:rPr>
+                <w:color w:val="BBBBBB"/>
+                <w:sz w:val="18"/>
+                <w:szCs w:val="18"/>
+              </w:rPr>
+              <w:t xml:space="preserve">____________________________</w:t>
+            </w:r>
+          </w:p>
+          <w:p>
+            <w:pPr>
+              <w:spacing w:after="50" w:before="0"/>
+            </w:pPr>
+            <w:r>
+              <w:rPr>
+                <w:color w:val="BBBBBB"/>
+                <w:sz w:val="18"/>
+                <w:szCs w:val="18"/>
+              </w:rPr>
+              <w:t xml:space="preserve">____________________________</w:t>
+            </w:r>
+          </w:p>
+          <w:p>
+            <w:pPr>
+              <w:spacing w:after="50" w:before="0"/>
+            </w:pPr>
+            <w:r>
+              <w:rPr>
+                <w:color w:val="BBBBBB"/>
+                <w:sz w:val="18"/>
+                <w:szCs w:val="18"/>
+              </w:rPr>
+              <w:t xml:space="preserve">____________________________</w:t>
+            </w:r>
+          </w:p>
+        </w:tc>
+        <w:tc>
+          <w:tcPr>
+            <w:tcW w:type="dxa" w:w="3000"/>
+            <w:shd w:fill="FBF3E2" w:color="auto" w:val="clear"/>
+            <w:tcMar>
+              <w:top w:type="dxa" w:w="80"/>
+              <w:left w:type="dxa" w:w="100"/>
+              <w:bottom w:type="dxa" w:w="80"/>
+              <w:right w:type="dxa" w:w="100"/>
+            </w:tcMar>
+            <w:vAlign w:val="top"/>
+          </w:tcPr>
+          <w:p>
+            <w:pPr>
+              <w:spacing w:after="30" w:before="0"/>
+            </w:pPr>
+            <w:r>
+              <w:rPr>
+                <w:b/>
+                <w:bCs/>
+                <w:color w:val="0F2B3C"/>
+                <w:sz w:val="18"/>
+                <w:szCs w:val="18"/>
+              </w:rPr>
+              <w:t xml:space="preserve">Because... ________________</w:t>
+            </w:r>
+          </w:p>
+          <w:p>
+            <w:pPr>
+              <w:spacing w:after="50" w:before="0"/>
+            </w:pPr>
+            <w:r>
+              <w:rPr>
+                <w:color w:val="BBBBBB"/>
+                <w:sz w:val="18"/>
+                <w:szCs w:val="18"/>
+              </w:rPr>
+              <w:t xml:space="preserve">____________________________</w:t>
+            </w:r>
+          </w:p>
+          <w:p>
+            <w:pPr>
+              <w:spacing w:after="30" w:before="40"/>
+            </w:pPr>
+            <w:r>
+              <w:rPr>
+                <w:b/>
+                <w:bCs/>
+                <w:color w:val="1A6FB5"/>
+                <w:sz w:val="18"/>
+                <w:szCs w:val="18"/>
+              </w:rPr>
+              <w:t xml:space="preserve">Although... _______________</w:t>
+            </w:r>
+          </w:p>
+          <w:p>
+            <w:pPr>
+              <w:spacing w:after="50" w:before="0"/>
+            </w:pPr>
+            <w:r>
+              <w:rPr>
+                <w:color w:val="BBBBBB"/>
+                <w:sz w:val="18"/>
+                <w:szCs w:val="18"/>
+              </w:rPr>
+              <w:t xml:space="preserve">____________________________</w:t>
+            </w:r>
+          </w:p>
+          <w:p>
+            <w:pPr>
+              <w:spacing w:after="30" w:before="40"/>
+            </w:pPr>
+            <w:r>
+              <w:rPr>
+                <w:b/>
+                <w:bCs/>
+                <w:color w:val="7A5400"/>
+                <w:sz w:val="18"/>
+                <w:szCs w:val="18"/>
+              </w:rPr>
+              <w:t xml:space="preserve">Therefore... ______________</w:t>
+            </w:r>
+          </w:p>
+          <w:p>
+            <w:pPr>
+              <w:spacing w:after="50" w:before="0"/>
+            </w:pPr>
+            <w:r>
+              <w:rPr>
+                <w:color w:val="BBBBBB"/>
+                <w:sz w:val="18"/>
+                <w:szCs w:val="18"/>
+              </w:rPr>
+              <w:t xml:space="preserve">____________________________</w:t>
+            </w:r>
+          </w:p>
+        </w:tc>
+      </w:tr>
+    </w:tbl>
     <w:p>
       <w:pPr>
         <w:spacing w:after="60" w:before="0"/>
       </w:pPr>
       <w:r>
-        <w:rPr>
-          <w:i/>
-          <w:iCs/>
-          <w:color w:val="3F4D5C"/>
-          <w:sz w:val="20"/>
-          <w:szCs w:val="20"/>
-        </w:rPr>
-        <w:t xml:space="preserve">C. ¿Cuánto es 10 × 3?</w:t>
-      </w:r>
-    </w:p>
-    <w:p>
-      <w:pPr>
-        <w:spacing w:after="80" w:before="0"/>
-      </w:pPr>
-      <w:r>
-        <w:rPr>
-          <w:color w:val="BBBBBB"/>
-        </w:rPr>
-        <w:t xml:space="preserve">____________________________________________________</w:t>
-      </w:r>
-    </w:p>
-    <w:p>
-      <w:pPr>
-        <w:spacing w:after="40" w:before="0"/>
-      </w:pPr>
-      <w:r>
-        <w:rPr>
-          <w:sz w:val="22"/>
-          <w:szCs w:val="22"/>
-        </w:rPr>
-        <w:t xml:space="preserve">4.  What is the rule for 5, 10, 15, 20?</w:t>
-      </w:r>
-    </w:p>
+        <w:t xml:space="preserve"/>
+      </w:r>
+    </w:p>
+    <w:tbl>
+      <w:tblPr>
+        <w:tblW w:type="dxa" w:w="9360"/>
+        <w:tblBorders>
+          <w:top w:val="single" w:color="C7D2DD" w:sz="6"/>
+          <w:left w:val="single" w:color="C7D2DD" w:sz="6"/>
+          <w:bottom w:val="single" w:color="C7D2DD" w:sz="6"/>
+          <w:right w:val="single" w:color="C7D2DD" w:sz="6"/>
+          <w:insideH w:val="single" w:color="C7D2DD" w:sz="6"/>
+          <w:insideV w:val="single" w:color="C7D2DD" w:sz="6"/>
+        </w:tblBorders>
+      </w:tblPr>
+      <w:tblGrid>
+        <w:gridCol w:w="2800"/>
+        <w:gridCol w:w="3560"/>
+        <w:gridCol w:w="3000"/>
+      </w:tblGrid>
+      <w:tr>
+        <w:trPr>
+          <w:cantSplit/>
+          <w:tblHeader/>
+        </w:trPr>
+        <w:tc>
+          <w:tcPr>
+            <w:tcW w:type="dxa" w:w="2800"/>
+            <w:shd w:fill="EEF4F8" w:color="auto" w:val="clear"/>
+            <w:tcMar>
+              <w:top w:type="dxa" w:w="60"/>
+              <w:left w:type="dxa" w:w="100"/>
+              <w:bottom w:type="dxa" w:w="60"/>
+              <w:right w:type="dxa" w:w="100"/>
+            </w:tcMar>
+          </w:tcPr>
+          <w:p>
+            <w:pPr>
+              <w:spacing w:after="0" w:before="0"/>
+            </w:pPr>
+            <w:r>
+              <w:rPr>
+                <w:b/>
+                <w:bCs/>
+                <w:color w:val="0F2B3C"/>
+                <w:sz w:val="16"/>
+                <w:szCs w:val="16"/>
+              </w:rPr>
+              <w:t xml:space="preserve">CORE PROBLEM / GIVEN REPRESENTATION</w:t>
+            </w:r>
+          </w:p>
+        </w:tc>
+        <w:tc>
+          <w:tcPr>
+            <w:tcW w:type="dxa" w:w="3560"/>
+            <w:shd w:fill="EEF4F8" w:color="auto" w:val="clear"/>
+            <w:tcMar>
+              <w:top w:type="dxa" w:w="60"/>
+              <w:left w:type="dxa" w:w="100"/>
+              <w:bottom w:type="dxa" w:w="60"/>
+              <w:right w:type="dxa" w:w="100"/>
+            </w:tcMar>
+          </w:tcPr>
+          <w:p>
+            <w:pPr>
+              <w:spacing w:after="0" w:before="0"/>
+            </w:pPr>
+            <w:r>
+              <w:rPr>
+                <w:b/>
+                <w:bCs/>
+                <w:color w:val="0F2B3C"/>
+                <w:sz w:val="16"/>
+                <w:szCs w:val="16"/>
+              </w:rPr>
+              <w:t xml:space="preserve">WORKING SPACE / CALCULATION STEPS</w:t>
+            </w:r>
+          </w:p>
+        </w:tc>
+        <w:tc>
+          <w:tcPr>
+            <w:tcW w:type="dxa" w:w="3000"/>
+            <w:shd w:fill="FBF3E2" w:color="auto" w:val="clear"/>
+            <w:tcMar>
+              <w:top w:type="dxa" w:w="60"/>
+              <w:left w:type="dxa" w:w="100"/>
+              <w:bottom w:type="dxa" w:w="60"/>
+              <w:right w:type="dxa" w:w="100"/>
+            </w:tcMar>
+          </w:tcPr>
+          <w:p>
+            <w:pPr>
+              <w:spacing w:after="0" w:before="0"/>
+            </w:pPr>
+            <w:r>
+              <w:rPr>
+                <w:b/>
+                <w:bCs/>
+                <w:color w:val="7A5400"/>
+                <w:sz w:val="16"/>
+                <w:szCs w:val="16"/>
+              </w:rPr>
+              <w:t xml:space="preserve">EXPLAIN YOUR REASONING</w:t>
+            </w:r>
+          </w:p>
+        </w:tc>
+      </w:tr>
+      <w:tr>
+        <w:trPr>
+          <w:cantSplit/>
+        </w:trPr>
+        <w:tc>
+          <w:tcPr>
+            <w:tcW w:type="dxa" w:w="2800"/>
+            <w:tcMar>
+              <w:top w:type="dxa" w:w="80"/>
+              <w:left w:type="dxa" w:w="100"/>
+              <w:bottom w:type="dxa" w:w="80"/>
+              <w:right w:type="dxa" w:w="100"/>
+            </w:tcMar>
+            <w:vAlign w:val="top"/>
+          </w:tcPr>
+          <w:p>
+            <w:pPr>
+              <w:spacing w:after="40" w:before="0"/>
+            </w:pPr>
+            <w:r>
+              <w:rPr>
+                <w:b/>
+                <w:bCs/>
+                <w:color w:val="0F2B3C"/>
+                <w:sz w:val="20"/>
+                <w:szCs w:val="20"/>
+              </w:rPr>
+              <w:t xml:space="preserve">4.  What is the rule for 5, 10, 15, 20?</w:t>
+            </w:r>
+          </w:p>
+          <w:p>
+            <w:pPr>
+              <w:spacing w:after="40" w:before="0"/>
+            </w:pPr>
+            <w:r>
+              <w:rPr>
+                <w:i/>
+                <w:iCs/>
+                <w:color w:val="3F4D5C"/>
+                <w:sz w:val="20"/>
+                <w:szCs w:val="20"/>
+              </w:rPr>
+              <w:t xml:space="preserve">D. ¿Cuál es la regla de 5, 10, 15, 20?</w:t>
+            </w:r>
+          </w:p>
+          <w:p>
+            <w:pPr>
+              <w:spacing w:after="0" w:before="0"/>
+            </w:pPr>
+            <w:r>
+              <w:rPr>
+                <w:color w:val="5E6E7E"/>
+                <w:sz w:val="18"/>
+                <w:szCs w:val="18"/>
+              </w:rPr>
+              <w:t xml:space="preserve">Choices: Add 5   /   Add 10   /   Multiply by 2   /   Subtract 5</w:t>
+            </w:r>
+          </w:p>
+        </w:tc>
+        <w:tc>
+          <w:tcPr>
+            <w:tcW w:type="dxa" w:w="3560"/>
+            <w:tcMar>
+              <w:top w:type="dxa" w:w="80"/>
+              <w:left w:type="dxa" w:w="100"/>
+              <w:bottom w:type="dxa" w:w="80"/>
+              <w:right w:type="dxa" w:w="100"/>
+            </w:tcMar>
+            <w:vAlign w:val="top"/>
+          </w:tcPr>
+          <w:p>
+            <w:pPr>
+              <w:spacing w:after="50" w:before="0"/>
+            </w:pPr>
+            <w:r>
+              <w:rPr>
+                <w:color w:val="BBBBBB"/>
+                <w:sz w:val="18"/>
+                <w:szCs w:val="18"/>
+              </w:rPr>
+              <w:t xml:space="preserve">____________________________</w:t>
+            </w:r>
+          </w:p>
+          <w:p>
+            <w:pPr>
+              <w:spacing w:after="50" w:before="0"/>
+            </w:pPr>
+            <w:r>
+              <w:rPr>
+                <w:color w:val="BBBBBB"/>
+                <w:sz w:val="18"/>
+                <w:szCs w:val="18"/>
+              </w:rPr>
+              <w:t xml:space="preserve">____________________________</w:t>
+            </w:r>
+          </w:p>
+          <w:p>
+            <w:pPr>
+              <w:spacing w:after="50" w:before="0"/>
+            </w:pPr>
+            <w:r>
+              <w:rPr>
+                <w:color w:val="BBBBBB"/>
+                <w:sz w:val="18"/>
+                <w:szCs w:val="18"/>
+              </w:rPr>
+              <w:t xml:space="preserve">____________________________</w:t>
+            </w:r>
+          </w:p>
+          <w:p>
+            <w:pPr>
+              <w:spacing w:after="50" w:before="0"/>
+            </w:pPr>
+            <w:r>
+              <w:rPr>
+                <w:color w:val="BBBBBB"/>
+                <w:sz w:val="18"/>
+                <w:szCs w:val="18"/>
+              </w:rPr>
+              <w:t xml:space="preserve">____________________________</w:t>
+            </w:r>
+          </w:p>
+        </w:tc>
+        <w:tc>
+          <w:tcPr>
+            <w:tcW w:type="dxa" w:w="3000"/>
+            <w:shd w:fill="FBF3E2" w:color="auto" w:val="clear"/>
+            <w:tcMar>
+              <w:top w:type="dxa" w:w="80"/>
+              <w:left w:type="dxa" w:w="100"/>
+              <w:bottom w:type="dxa" w:w="80"/>
+              <w:right w:type="dxa" w:w="100"/>
+            </w:tcMar>
+            <w:vAlign w:val="top"/>
+          </w:tcPr>
+          <w:p>
+            <w:pPr>
+              <w:spacing w:after="30" w:before="0"/>
+            </w:pPr>
+            <w:r>
+              <w:rPr>
+                <w:b/>
+                <w:bCs/>
+                <w:color w:val="0F2B3C"/>
+                <w:sz w:val="18"/>
+                <w:szCs w:val="18"/>
+              </w:rPr>
+              <w:t xml:space="preserve">Because... ________________</w:t>
+            </w:r>
+          </w:p>
+          <w:p>
+            <w:pPr>
+              <w:spacing w:after="50" w:before="0"/>
+            </w:pPr>
+            <w:r>
+              <w:rPr>
+                <w:color w:val="BBBBBB"/>
+                <w:sz w:val="18"/>
+                <w:szCs w:val="18"/>
+              </w:rPr>
+              <w:t xml:space="preserve">____________________________</w:t>
+            </w:r>
+          </w:p>
+          <w:p>
+            <w:pPr>
+              <w:spacing w:after="30" w:before="40"/>
+            </w:pPr>
+            <w:r>
+              <w:rPr>
+                <w:b/>
+                <w:bCs/>
+                <w:color w:val="1A6FB5"/>
+                <w:sz w:val="18"/>
+                <w:szCs w:val="18"/>
+              </w:rPr>
+              <w:t xml:space="preserve">Although... _______________</w:t>
+            </w:r>
+          </w:p>
+          <w:p>
+            <w:pPr>
+              <w:spacing w:after="50" w:before="0"/>
+            </w:pPr>
+            <w:r>
+              <w:rPr>
+                <w:color w:val="BBBBBB"/>
+                <w:sz w:val="18"/>
+                <w:szCs w:val="18"/>
+              </w:rPr>
+              <w:t xml:space="preserve">____________________________</w:t>
+            </w:r>
+          </w:p>
+          <w:p>
+            <w:pPr>
+              <w:spacing w:after="30" w:before="40"/>
+            </w:pPr>
+            <w:r>
+              <w:rPr>
+                <w:b/>
+                <w:bCs/>
+                <w:color w:val="7A5400"/>
+                <w:sz w:val="18"/>
+                <w:szCs w:val="18"/>
+              </w:rPr>
+              <w:t xml:space="preserve">Therefore... ______________</w:t>
+            </w:r>
+          </w:p>
+          <w:p>
+            <w:pPr>
+              <w:spacing w:after="50" w:before="0"/>
+            </w:pPr>
+            <w:r>
+              <w:rPr>
+                <w:color w:val="BBBBBB"/>
+                <w:sz w:val="18"/>
+                <w:szCs w:val="18"/>
+              </w:rPr>
+              <w:t xml:space="preserve">____________________________</w:t>
+            </w:r>
+          </w:p>
+        </w:tc>
+      </w:tr>
+    </w:tbl>
     <w:p>
       <w:pPr>
         <w:spacing w:after="60" w:before="0"/>
       </w:pPr>
       <w:r>
-        <w:rPr>
-          <w:i/>
-          <w:iCs/>
-          <w:color w:val="3F4D5C"/>
-          <w:sz w:val="20"/>
-          <w:szCs w:val="20"/>
-        </w:rPr>
-        <w:t xml:space="preserve">D. ¿Cuál es la regla de 5, 10, 15, 20?</w:t>
-      </w:r>
-    </w:p>
-    <w:p>
-      <w:pPr>
-        <w:spacing w:after="40" w:before="0"/>
-      </w:pPr>
-      <w:r>
-        <w:rPr>
-          <w:color w:val="5E6E7E"/>
-          <w:sz w:val="20"/>
-          <w:szCs w:val="20"/>
-        </w:rPr>
-        <w:t xml:space="preserve">     choices: Add 5   /   Add 10   /   Multiply by 2   /   Subtract 5</w:t>
-      </w:r>
-    </w:p>
-    <w:p>
-      <w:pPr>
-        <w:spacing w:after="80" w:before="0"/>
-      </w:pPr>
-      <w:r>
-        <w:rPr>
-          <w:color w:val="BBBBBB"/>
-        </w:rPr>
-        <w:t xml:space="preserve">____________________________________________________</w:t>
+        <w:t xml:space="preserve"/>
       </w:r>
     </w:p>
     <w:p>
@@ -366,169 +2336,1301 @@
         <w:t xml:space="preserve">Multiplica valores de monedas y continúa patrones.</w:t>
       </w:r>
     </w:p>
-    <w:p>
-      <w:pPr>
-        <w:spacing w:after="40" w:before="0"/>
-      </w:pPr>
-      <w:r>
-        <w:rPr>
-          <w:sz w:val="22"/>
-          <w:szCs w:val="22"/>
-        </w:rPr>
-        <w:t xml:space="preserve">1.  A quarter is $0.25. How many dollars are 100 quarters worth?</w:t>
-      </w:r>
-    </w:p>
+    <w:tbl>
+      <w:tblPr>
+        <w:tblW w:type="dxa" w:w="9360"/>
+        <w:tblBorders>
+          <w:top w:val="single" w:color="C7D2DD" w:sz="6"/>
+          <w:left w:val="single" w:color="C7D2DD" w:sz="6"/>
+          <w:bottom w:val="single" w:color="C7D2DD" w:sz="6"/>
+          <w:right w:val="single" w:color="C7D2DD" w:sz="6"/>
+          <w:insideH w:val="single" w:color="C7D2DD" w:sz="6"/>
+          <w:insideV w:val="single" w:color="C7D2DD" w:sz="6"/>
+        </w:tblBorders>
+      </w:tblPr>
+      <w:tblGrid>
+        <w:gridCol w:w="2800"/>
+        <w:gridCol w:w="3560"/>
+        <w:gridCol w:w="3000"/>
+      </w:tblGrid>
+      <w:tr>
+        <w:trPr>
+          <w:cantSplit/>
+          <w:tblHeader/>
+        </w:trPr>
+        <w:tc>
+          <w:tcPr>
+            <w:tcW w:type="dxa" w:w="2800"/>
+            <w:shd w:fill="EEF4F8" w:color="auto" w:val="clear"/>
+            <w:tcMar>
+              <w:top w:type="dxa" w:w="60"/>
+              <w:left w:type="dxa" w:w="100"/>
+              <w:bottom w:type="dxa" w:w="60"/>
+              <w:right w:type="dxa" w:w="100"/>
+            </w:tcMar>
+          </w:tcPr>
+          <w:p>
+            <w:pPr>
+              <w:spacing w:after="0" w:before="0"/>
+            </w:pPr>
+            <w:r>
+              <w:rPr>
+                <w:b/>
+                <w:bCs/>
+                <w:color w:val="0F2B3C"/>
+                <w:sz w:val="16"/>
+                <w:szCs w:val="16"/>
+              </w:rPr>
+              <w:t xml:space="preserve">CORE PROBLEM / GIVEN REPRESENTATION</w:t>
+            </w:r>
+          </w:p>
+        </w:tc>
+        <w:tc>
+          <w:tcPr>
+            <w:tcW w:type="dxa" w:w="3560"/>
+            <w:shd w:fill="EEF4F8" w:color="auto" w:val="clear"/>
+            <w:tcMar>
+              <w:top w:type="dxa" w:w="60"/>
+              <w:left w:type="dxa" w:w="100"/>
+              <w:bottom w:type="dxa" w:w="60"/>
+              <w:right w:type="dxa" w:w="100"/>
+            </w:tcMar>
+          </w:tcPr>
+          <w:p>
+            <w:pPr>
+              <w:spacing w:after="0" w:before="0"/>
+            </w:pPr>
+            <w:r>
+              <w:rPr>
+                <w:b/>
+                <w:bCs/>
+                <w:color w:val="0F2B3C"/>
+                <w:sz w:val="16"/>
+                <w:szCs w:val="16"/>
+              </w:rPr>
+              <w:t xml:space="preserve">WORKING SPACE / CALCULATION STEPS</w:t>
+            </w:r>
+          </w:p>
+        </w:tc>
+        <w:tc>
+          <w:tcPr>
+            <w:tcW w:type="dxa" w:w="3000"/>
+            <w:shd w:fill="FBF3E2" w:color="auto" w:val="clear"/>
+            <w:tcMar>
+              <w:top w:type="dxa" w:w="60"/>
+              <w:left w:type="dxa" w:w="100"/>
+              <w:bottom w:type="dxa" w:w="60"/>
+              <w:right w:type="dxa" w:w="100"/>
+            </w:tcMar>
+          </w:tcPr>
+          <w:p>
+            <w:pPr>
+              <w:spacing w:after="0" w:before="0"/>
+            </w:pPr>
+            <w:r>
+              <w:rPr>
+                <w:b/>
+                <w:bCs/>
+                <w:color w:val="7A5400"/>
+                <w:sz w:val="16"/>
+                <w:szCs w:val="16"/>
+              </w:rPr>
+              <w:t xml:space="preserve">EXPLAIN YOUR REASONING</w:t>
+            </w:r>
+          </w:p>
+        </w:tc>
+      </w:tr>
+      <w:tr>
+        <w:trPr>
+          <w:cantSplit/>
+        </w:trPr>
+        <w:tc>
+          <w:tcPr>
+            <w:tcW w:type="dxa" w:w="2800"/>
+            <w:tcMar>
+              <w:top w:type="dxa" w:w="80"/>
+              <w:left w:type="dxa" w:w="100"/>
+              <w:bottom w:type="dxa" w:w="80"/>
+              <w:right w:type="dxa" w:w="100"/>
+            </w:tcMar>
+            <w:vAlign w:val="top"/>
+          </w:tcPr>
+          <w:p>
+            <w:pPr>
+              <w:spacing w:after="40" w:before="0"/>
+            </w:pPr>
+            <w:r>
+              <w:rPr>
+                <w:b/>
+                <w:bCs/>
+                <w:color w:val="0F2B3C"/>
+                <w:sz w:val="20"/>
+                <w:szCs w:val="20"/>
+              </w:rPr>
+              <w:t xml:space="preserve">1.  A quarter is $0.25. How many dollars are 100 quarters worth?</w:t>
+            </w:r>
+          </w:p>
+          <w:p>
+            <w:pPr>
+              <w:spacing w:after="40" w:before="0"/>
+            </w:pPr>
+            <w:r>
+              <w:rPr>
+                <w:i/>
+                <w:iCs/>
+                <w:color w:val="3F4D5C"/>
+                <w:sz w:val="20"/>
+                <w:szCs w:val="20"/>
+              </w:rPr>
+              <w:t xml:space="preserve">A. Una moneda de veinticinco centavos vale $0.25. ¿Cuántos dólares valen 100 de ellas?</w:t>
+            </w:r>
+          </w:p>
+        </w:tc>
+        <w:tc>
+          <w:tcPr>
+            <w:tcW w:type="dxa" w:w="3560"/>
+            <w:tcMar>
+              <w:top w:type="dxa" w:w="80"/>
+              <w:left w:type="dxa" w:w="100"/>
+              <w:bottom w:type="dxa" w:w="80"/>
+              <w:right w:type="dxa" w:w="100"/>
+            </w:tcMar>
+            <w:vAlign w:val="top"/>
+          </w:tcPr>
+          <w:p>
+            <w:pPr>
+              <w:spacing w:after="50" w:before="0"/>
+            </w:pPr>
+            <w:r>
+              <w:rPr>
+                <w:color w:val="BBBBBB"/>
+                <w:sz w:val="18"/>
+                <w:szCs w:val="18"/>
+              </w:rPr>
+              <w:t xml:space="preserve">____________________________</w:t>
+            </w:r>
+          </w:p>
+          <w:p>
+            <w:pPr>
+              <w:spacing w:after="50" w:before="0"/>
+            </w:pPr>
+            <w:r>
+              <w:rPr>
+                <w:color w:val="BBBBBB"/>
+                <w:sz w:val="18"/>
+                <w:szCs w:val="18"/>
+              </w:rPr>
+              <w:t xml:space="preserve">____________________________</w:t>
+            </w:r>
+          </w:p>
+          <w:p>
+            <w:pPr>
+              <w:spacing w:after="50" w:before="0"/>
+            </w:pPr>
+            <w:r>
+              <w:rPr>
+                <w:color w:val="BBBBBB"/>
+                <w:sz w:val="18"/>
+                <w:szCs w:val="18"/>
+              </w:rPr>
+              <w:t xml:space="preserve">____________________________</w:t>
+            </w:r>
+          </w:p>
+          <w:p>
+            <w:pPr>
+              <w:spacing w:after="50" w:before="0"/>
+            </w:pPr>
+            <w:r>
+              <w:rPr>
+                <w:color w:val="BBBBBB"/>
+                <w:sz w:val="18"/>
+                <w:szCs w:val="18"/>
+              </w:rPr>
+              <w:t xml:space="preserve">____________________________</w:t>
+            </w:r>
+          </w:p>
+        </w:tc>
+        <w:tc>
+          <w:tcPr>
+            <w:tcW w:type="dxa" w:w="3000"/>
+            <w:shd w:fill="FBF3E2" w:color="auto" w:val="clear"/>
+            <w:tcMar>
+              <w:top w:type="dxa" w:w="80"/>
+              <w:left w:type="dxa" w:w="100"/>
+              <w:bottom w:type="dxa" w:w="80"/>
+              <w:right w:type="dxa" w:w="100"/>
+            </w:tcMar>
+            <w:vAlign w:val="top"/>
+          </w:tcPr>
+          <w:p>
+            <w:pPr>
+              <w:spacing w:after="30" w:before="0"/>
+            </w:pPr>
+            <w:r>
+              <w:rPr>
+                <w:b/>
+                <w:bCs/>
+                <w:color w:val="0F2B3C"/>
+                <w:sz w:val="18"/>
+                <w:szCs w:val="18"/>
+              </w:rPr>
+              <w:t xml:space="preserve">Because... ________________</w:t>
+            </w:r>
+          </w:p>
+          <w:p>
+            <w:pPr>
+              <w:spacing w:after="50" w:before="0"/>
+            </w:pPr>
+            <w:r>
+              <w:rPr>
+                <w:color w:val="BBBBBB"/>
+                <w:sz w:val="18"/>
+                <w:szCs w:val="18"/>
+              </w:rPr>
+              <w:t xml:space="preserve">____________________________</w:t>
+            </w:r>
+          </w:p>
+          <w:p>
+            <w:pPr>
+              <w:spacing w:after="30" w:before="40"/>
+            </w:pPr>
+            <w:r>
+              <w:rPr>
+                <w:b/>
+                <w:bCs/>
+                <w:color w:val="1A6FB5"/>
+                <w:sz w:val="18"/>
+                <w:szCs w:val="18"/>
+              </w:rPr>
+              <w:t xml:space="preserve">Although... _______________</w:t>
+            </w:r>
+          </w:p>
+          <w:p>
+            <w:pPr>
+              <w:spacing w:after="50" w:before="0"/>
+            </w:pPr>
+            <w:r>
+              <w:rPr>
+                <w:color w:val="BBBBBB"/>
+                <w:sz w:val="18"/>
+                <w:szCs w:val="18"/>
+              </w:rPr>
+              <w:t xml:space="preserve">____________________________</w:t>
+            </w:r>
+          </w:p>
+          <w:p>
+            <w:pPr>
+              <w:spacing w:after="30" w:before="40"/>
+            </w:pPr>
+            <w:r>
+              <w:rPr>
+                <w:b/>
+                <w:bCs/>
+                <w:color w:val="7A5400"/>
+                <w:sz w:val="18"/>
+                <w:szCs w:val="18"/>
+              </w:rPr>
+              <w:t xml:space="preserve">Therefore... ______________</w:t>
+            </w:r>
+          </w:p>
+          <w:p>
+            <w:pPr>
+              <w:spacing w:after="50" w:before="0"/>
+            </w:pPr>
+            <w:r>
+              <w:rPr>
+                <w:color w:val="BBBBBB"/>
+                <w:sz w:val="18"/>
+                <w:szCs w:val="18"/>
+              </w:rPr>
+              <w:t xml:space="preserve">____________________________</w:t>
+            </w:r>
+          </w:p>
+        </w:tc>
+      </w:tr>
+    </w:tbl>
     <w:p>
       <w:pPr>
         <w:spacing w:after="60" w:before="0"/>
       </w:pPr>
       <w:r>
-        <w:rPr>
-          <w:i/>
-          <w:iCs/>
-          <w:color w:val="3F4D5C"/>
-          <w:sz w:val="20"/>
-          <w:szCs w:val="20"/>
-        </w:rPr>
-        <w:t xml:space="preserve">A. Una moneda de veinticinco centavos vale $0.25. ¿Cuántos dólares valen 100 de ellas?</w:t>
-      </w:r>
-    </w:p>
-    <w:p>
-      <w:pPr>
-        <w:spacing w:after="80" w:before="0"/>
-      </w:pPr>
-      <w:r>
-        <w:rPr>
-          <w:color w:val="BBBBBB"/>
-        </w:rPr>
-        <w:t xml:space="preserve">____________________________________________________</w:t>
-      </w:r>
-    </w:p>
-    <w:p>
-      <w:pPr>
-        <w:spacing w:after="40" w:before="0"/>
-      </w:pPr>
-      <w:r>
-        <w:rPr>
-          <w:sz w:val="22"/>
-          <w:szCs w:val="22"/>
-        </w:rPr>
-        <w:t xml:space="preserve">2.  A nickel is $0.05. How many dollars are 20 nickels worth?</w:t>
-      </w:r>
-    </w:p>
+        <w:t xml:space="preserve"/>
+      </w:r>
+    </w:p>
+    <w:tbl>
+      <w:tblPr>
+        <w:tblW w:type="dxa" w:w="9360"/>
+        <w:tblBorders>
+          <w:top w:val="single" w:color="C7D2DD" w:sz="6"/>
+          <w:left w:val="single" w:color="C7D2DD" w:sz="6"/>
+          <w:bottom w:val="single" w:color="C7D2DD" w:sz="6"/>
+          <w:right w:val="single" w:color="C7D2DD" w:sz="6"/>
+          <w:insideH w:val="single" w:color="C7D2DD" w:sz="6"/>
+          <w:insideV w:val="single" w:color="C7D2DD" w:sz="6"/>
+        </w:tblBorders>
+      </w:tblPr>
+      <w:tblGrid>
+        <w:gridCol w:w="2800"/>
+        <w:gridCol w:w="3560"/>
+        <w:gridCol w:w="3000"/>
+      </w:tblGrid>
+      <w:tr>
+        <w:trPr>
+          <w:cantSplit/>
+          <w:tblHeader/>
+        </w:trPr>
+        <w:tc>
+          <w:tcPr>
+            <w:tcW w:type="dxa" w:w="2800"/>
+            <w:shd w:fill="EEF4F8" w:color="auto" w:val="clear"/>
+            <w:tcMar>
+              <w:top w:type="dxa" w:w="60"/>
+              <w:left w:type="dxa" w:w="100"/>
+              <w:bottom w:type="dxa" w:w="60"/>
+              <w:right w:type="dxa" w:w="100"/>
+            </w:tcMar>
+          </w:tcPr>
+          <w:p>
+            <w:pPr>
+              <w:spacing w:after="0" w:before="0"/>
+            </w:pPr>
+            <w:r>
+              <w:rPr>
+                <w:b/>
+                <w:bCs/>
+                <w:color w:val="0F2B3C"/>
+                <w:sz w:val="16"/>
+                <w:szCs w:val="16"/>
+              </w:rPr>
+              <w:t xml:space="preserve">CORE PROBLEM / GIVEN REPRESENTATION</w:t>
+            </w:r>
+          </w:p>
+        </w:tc>
+        <w:tc>
+          <w:tcPr>
+            <w:tcW w:type="dxa" w:w="3560"/>
+            <w:shd w:fill="EEF4F8" w:color="auto" w:val="clear"/>
+            <w:tcMar>
+              <w:top w:type="dxa" w:w="60"/>
+              <w:left w:type="dxa" w:w="100"/>
+              <w:bottom w:type="dxa" w:w="60"/>
+              <w:right w:type="dxa" w:w="100"/>
+            </w:tcMar>
+          </w:tcPr>
+          <w:p>
+            <w:pPr>
+              <w:spacing w:after="0" w:before="0"/>
+            </w:pPr>
+            <w:r>
+              <w:rPr>
+                <w:b/>
+                <w:bCs/>
+                <w:color w:val="0F2B3C"/>
+                <w:sz w:val="16"/>
+                <w:szCs w:val="16"/>
+              </w:rPr>
+              <w:t xml:space="preserve">WORKING SPACE / CALCULATION STEPS</w:t>
+            </w:r>
+          </w:p>
+        </w:tc>
+        <w:tc>
+          <w:tcPr>
+            <w:tcW w:type="dxa" w:w="3000"/>
+            <w:shd w:fill="FBF3E2" w:color="auto" w:val="clear"/>
+            <w:tcMar>
+              <w:top w:type="dxa" w:w="60"/>
+              <w:left w:type="dxa" w:w="100"/>
+              <w:bottom w:type="dxa" w:w="60"/>
+              <w:right w:type="dxa" w:w="100"/>
+            </w:tcMar>
+          </w:tcPr>
+          <w:p>
+            <w:pPr>
+              <w:spacing w:after="0" w:before="0"/>
+            </w:pPr>
+            <w:r>
+              <w:rPr>
+                <w:b/>
+                <w:bCs/>
+                <w:color w:val="7A5400"/>
+                <w:sz w:val="16"/>
+                <w:szCs w:val="16"/>
+              </w:rPr>
+              <w:t xml:space="preserve">EXPLAIN YOUR REASONING</w:t>
+            </w:r>
+          </w:p>
+        </w:tc>
+      </w:tr>
+      <w:tr>
+        <w:trPr>
+          <w:cantSplit/>
+        </w:trPr>
+        <w:tc>
+          <w:tcPr>
+            <w:tcW w:type="dxa" w:w="2800"/>
+            <w:tcMar>
+              <w:top w:type="dxa" w:w="80"/>
+              <w:left w:type="dxa" w:w="100"/>
+              <w:bottom w:type="dxa" w:w="80"/>
+              <w:right w:type="dxa" w:w="100"/>
+            </w:tcMar>
+            <w:vAlign w:val="top"/>
+          </w:tcPr>
+          <w:p>
+            <w:pPr>
+              <w:spacing w:after="40" w:before="0"/>
+            </w:pPr>
+            <w:r>
+              <w:rPr>
+                <w:b/>
+                <w:bCs/>
+                <w:color w:val="0F2B3C"/>
+                <w:sz w:val="20"/>
+                <w:szCs w:val="20"/>
+              </w:rPr>
+              <w:t xml:space="preserve">2.  A nickel is $0.05. How many dollars are 20 nickels worth?</w:t>
+            </w:r>
+          </w:p>
+          <w:p>
+            <w:pPr>
+              <w:spacing w:after="40" w:before="0"/>
+            </w:pPr>
+            <w:r>
+              <w:rPr>
+                <w:i/>
+                <w:iCs/>
+                <w:color w:val="3F4D5C"/>
+                <w:sz w:val="20"/>
+                <w:szCs w:val="20"/>
+              </w:rPr>
+              <w:t xml:space="preserve">B. Una moneda de cinco centavos vale $0.05. ¿Cuántos dólares valen 20 de ellas?</w:t>
+            </w:r>
+          </w:p>
+        </w:tc>
+        <w:tc>
+          <w:tcPr>
+            <w:tcW w:type="dxa" w:w="3560"/>
+            <w:tcMar>
+              <w:top w:type="dxa" w:w="80"/>
+              <w:left w:type="dxa" w:w="100"/>
+              <w:bottom w:type="dxa" w:w="80"/>
+              <w:right w:type="dxa" w:w="100"/>
+            </w:tcMar>
+            <w:vAlign w:val="top"/>
+          </w:tcPr>
+          <w:p>
+            <w:pPr>
+              <w:spacing w:after="50" w:before="0"/>
+            </w:pPr>
+            <w:r>
+              <w:rPr>
+                <w:color w:val="BBBBBB"/>
+                <w:sz w:val="18"/>
+                <w:szCs w:val="18"/>
+              </w:rPr>
+              <w:t xml:space="preserve">____________________________</w:t>
+            </w:r>
+          </w:p>
+          <w:p>
+            <w:pPr>
+              <w:spacing w:after="50" w:before="0"/>
+            </w:pPr>
+            <w:r>
+              <w:rPr>
+                <w:color w:val="BBBBBB"/>
+                <w:sz w:val="18"/>
+                <w:szCs w:val="18"/>
+              </w:rPr>
+              <w:t xml:space="preserve">____________________________</w:t>
+            </w:r>
+          </w:p>
+          <w:p>
+            <w:pPr>
+              <w:spacing w:after="50" w:before="0"/>
+            </w:pPr>
+            <w:r>
+              <w:rPr>
+                <w:color w:val="BBBBBB"/>
+                <w:sz w:val="18"/>
+                <w:szCs w:val="18"/>
+              </w:rPr>
+              <w:t xml:space="preserve">____________________________</w:t>
+            </w:r>
+          </w:p>
+          <w:p>
+            <w:pPr>
+              <w:spacing w:after="50" w:before="0"/>
+            </w:pPr>
+            <w:r>
+              <w:rPr>
+                <w:color w:val="BBBBBB"/>
+                <w:sz w:val="18"/>
+                <w:szCs w:val="18"/>
+              </w:rPr>
+              <w:t xml:space="preserve">____________________________</w:t>
+            </w:r>
+          </w:p>
+        </w:tc>
+        <w:tc>
+          <w:tcPr>
+            <w:tcW w:type="dxa" w:w="3000"/>
+            <w:shd w:fill="FBF3E2" w:color="auto" w:val="clear"/>
+            <w:tcMar>
+              <w:top w:type="dxa" w:w="80"/>
+              <w:left w:type="dxa" w:w="100"/>
+              <w:bottom w:type="dxa" w:w="80"/>
+              <w:right w:type="dxa" w:w="100"/>
+            </w:tcMar>
+            <w:vAlign w:val="top"/>
+          </w:tcPr>
+          <w:p>
+            <w:pPr>
+              <w:spacing w:after="30" w:before="0"/>
+            </w:pPr>
+            <w:r>
+              <w:rPr>
+                <w:b/>
+                <w:bCs/>
+                <w:color w:val="0F2B3C"/>
+                <w:sz w:val="18"/>
+                <w:szCs w:val="18"/>
+              </w:rPr>
+              <w:t xml:space="preserve">Because... ________________</w:t>
+            </w:r>
+          </w:p>
+          <w:p>
+            <w:pPr>
+              <w:spacing w:after="50" w:before="0"/>
+            </w:pPr>
+            <w:r>
+              <w:rPr>
+                <w:color w:val="BBBBBB"/>
+                <w:sz w:val="18"/>
+                <w:szCs w:val="18"/>
+              </w:rPr>
+              <w:t xml:space="preserve">____________________________</w:t>
+            </w:r>
+          </w:p>
+          <w:p>
+            <w:pPr>
+              <w:spacing w:after="30" w:before="40"/>
+            </w:pPr>
+            <w:r>
+              <w:rPr>
+                <w:b/>
+                <w:bCs/>
+                <w:color w:val="1A6FB5"/>
+                <w:sz w:val="18"/>
+                <w:szCs w:val="18"/>
+              </w:rPr>
+              <w:t xml:space="preserve">Although... _______________</w:t>
+            </w:r>
+          </w:p>
+          <w:p>
+            <w:pPr>
+              <w:spacing w:after="50" w:before="0"/>
+            </w:pPr>
+            <w:r>
+              <w:rPr>
+                <w:color w:val="BBBBBB"/>
+                <w:sz w:val="18"/>
+                <w:szCs w:val="18"/>
+              </w:rPr>
+              <w:t xml:space="preserve">____________________________</w:t>
+            </w:r>
+          </w:p>
+          <w:p>
+            <w:pPr>
+              <w:spacing w:after="30" w:before="40"/>
+            </w:pPr>
+            <w:r>
+              <w:rPr>
+                <w:b/>
+                <w:bCs/>
+                <w:color w:val="7A5400"/>
+                <w:sz w:val="18"/>
+                <w:szCs w:val="18"/>
+              </w:rPr>
+              <w:t xml:space="preserve">Therefore... ______________</w:t>
+            </w:r>
+          </w:p>
+          <w:p>
+            <w:pPr>
+              <w:spacing w:after="50" w:before="0"/>
+            </w:pPr>
+            <w:r>
+              <w:rPr>
+                <w:color w:val="BBBBBB"/>
+                <w:sz w:val="18"/>
+                <w:szCs w:val="18"/>
+              </w:rPr>
+              <w:t xml:space="preserve">____________________________</w:t>
+            </w:r>
+          </w:p>
+        </w:tc>
+      </w:tr>
+    </w:tbl>
     <w:p>
       <w:pPr>
         <w:spacing w:after="60" w:before="0"/>
       </w:pPr>
       <w:r>
-        <w:rPr>
-          <w:i/>
-          <w:iCs/>
-          <w:color w:val="3F4D5C"/>
-          <w:sz w:val="20"/>
-          <w:szCs w:val="20"/>
-        </w:rPr>
-        <w:t xml:space="preserve">B. Una moneda de cinco centavos vale $0.05. ¿Cuántos dólares valen 20 de ellas?</w:t>
-      </w:r>
-    </w:p>
-    <w:p>
-      <w:pPr>
-        <w:spacing w:after="80" w:before="0"/>
-      </w:pPr>
-      <w:r>
-        <w:rPr>
-          <w:color w:val="BBBBBB"/>
-        </w:rPr>
-        <w:t xml:space="preserve">____________________________________________________</w:t>
-      </w:r>
-    </w:p>
-    <w:p>
-      <w:pPr>
-        <w:spacing w:after="40" w:before="0"/>
-      </w:pPr>
-      <w:r>
-        <w:rPr>
-          <w:sz w:val="22"/>
-          <w:szCs w:val="22"/>
-        </w:rPr>
-        <w:t xml:space="preserve">3.  Start at 10. Add 2 five times. Where do you end?</w:t>
-      </w:r>
-    </w:p>
+        <w:t xml:space="preserve"/>
+      </w:r>
+    </w:p>
+    <w:tbl>
+      <w:tblPr>
+        <w:tblW w:type="dxa" w:w="9360"/>
+        <w:tblBorders>
+          <w:top w:val="single" w:color="C7D2DD" w:sz="6"/>
+          <w:left w:val="single" w:color="C7D2DD" w:sz="6"/>
+          <w:bottom w:val="single" w:color="C7D2DD" w:sz="6"/>
+          <w:right w:val="single" w:color="C7D2DD" w:sz="6"/>
+          <w:insideH w:val="single" w:color="C7D2DD" w:sz="6"/>
+          <w:insideV w:val="single" w:color="C7D2DD" w:sz="6"/>
+        </w:tblBorders>
+      </w:tblPr>
+      <w:tblGrid>
+        <w:gridCol w:w="2800"/>
+        <w:gridCol w:w="3560"/>
+        <w:gridCol w:w="3000"/>
+      </w:tblGrid>
+      <w:tr>
+        <w:trPr>
+          <w:cantSplit/>
+          <w:tblHeader/>
+        </w:trPr>
+        <w:tc>
+          <w:tcPr>
+            <w:tcW w:type="dxa" w:w="2800"/>
+            <w:shd w:fill="EEF4F8" w:color="auto" w:val="clear"/>
+            <w:tcMar>
+              <w:top w:type="dxa" w:w="60"/>
+              <w:left w:type="dxa" w:w="100"/>
+              <w:bottom w:type="dxa" w:w="60"/>
+              <w:right w:type="dxa" w:w="100"/>
+            </w:tcMar>
+          </w:tcPr>
+          <w:p>
+            <w:pPr>
+              <w:spacing w:after="0" w:before="0"/>
+            </w:pPr>
+            <w:r>
+              <w:rPr>
+                <w:b/>
+                <w:bCs/>
+                <w:color w:val="0F2B3C"/>
+                <w:sz w:val="16"/>
+                <w:szCs w:val="16"/>
+              </w:rPr>
+              <w:t xml:space="preserve">CORE PROBLEM / GIVEN REPRESENTATION</w:t>
+            </w:r>
+          </w:p>
+        </w:tc>
+        <w:tc>
+          <w:tcPr>
+            <w:tcW w:type="dxa" w:w="3560"/>
+            <w:shd w:fill="EEF4F8" w:color="auto" w:val="clear"/>
+            <w:tcMar>
+              <w:top w:type="dxa" w:w="60"/>
+              <w:left w:type="dxa" w:w="100"/>
+              <w:bottom w:type="dxa" w:w="60"/>
+              <w:right w:type="dxa" w:w="100"/>
+            </w:tcMar>
+          </w:tcPr>
+          <w:p>
+            <w:pPr>
+              <w:spacing w:after="0" w:before="0"/>
+            </w:pPr>
+            <w:r>
+              <w:rPr>
+                <w:b/>
+                <w:bCs/>
+                <w:color w:val="0F2B3C"/>
+                <w:sz w:val="16"/>
+                <w:szCs w:val="16"/>
+              </w:rPr>
+              <w:t xml:space="preserve">WORKING SPACE / CALCULATION STEPS</w:t>
+            </w:r>
+          </w:p>
+        </w:tc>
+        <w:tc>
+          <w:tcPr>
+            <w:tcW w:type="dxa" w:w="3000"/>
+            <w:shd w:fill="FBF3E2" w:color="auto" w:val="clear"/>
+            <w:tcMar>
+              <w:top w:type="dxa" w:w="60"/>
+              <w:left w:type="dxa" w:w="100"/>
+              <w:bottom w:type="dxa" w:w="60"/>
+              <w:right w:type="dxa" w:w="100"/>
+            </w:tcMar>
+          </w:tcPr>
+          <w:p>
+            <w:pPr>
+              <w:spacing w:after="0" w:before="0"/>
+            </w:pPr>
+            <w:r>
+              <w:rPr>
+                <w:b/>
+                <w:bCs/>
+                <w:color w:val="7A5400"/>
+                <w:sz w:val="16"/>
+                <w:szCs w:val="16"/>
+              </w:rPr>
+              <w:t xml:space="preserve">EXPLAIN YOUR REASONING</w:t>
+            </w:r>
+          </w:p>
+        </w:tc>
+      </w:tr>
+      <w:tr>
+        <w:trPr>
+          <w:cantSplit/>
+        </w:trPr>
+        <w:tc>
+          <w:tcPr>
+            <w:tcW w:type="dxa" w:w="2800"/>
+            <w:tcMar>
+              <w:top w:type="dxa" w:w="80"/>
+              <w:left w:type="dxa" w:w="100"/>
+              <w:bottom w:type="dxa" w:w="80"/>
+              <w:right w:type="dxa" w:w="100"/>
+            </w:tcMar>
+            <w:vAlign w:val="top"/>
+          </w:tcPr>
+          <w:p>
+            <w:pPr>
+              <w:spacing w:after="40" w:before="0"/>
+            </w:pPr>
+            <w:r>
+              <w:rPr>
+                <w:b/>
+                <w:bCs/>
+                <w:color w:val="0F2B3C"/>
+                <w:sz w:val="20"/>
+                <w:szCs w:val="20"/>
+              </w:rPr>
+              <w:t xml:space="preserve">3.  Start at 10. Add 2 five times. Where do you end?</w:t>
+            </w:r>
+          </w:p>
+          <w:p>
+            <w:pPr>
+              <w:spacing w:after="40" w:before="0"/>
+            </w:pPr>
+            <w:r>
+              <w:rPr>
+                <w:i/>
+                <w:iCs/>
+                <w:color w:val="3F4D5C"/>
+                <w:sz w:val="20"/>
+                <w:szCs w:val="20"/>
+              </w:rPr>
+              <w:t xml:space="preserve">C. Empieza en 10. Suma 2 cinco veces. ¿En qué número terminas?</w:t>
+            </w:r>
+          </w:p>
+        </w:tc>
+        <w:tc>
+          <w:tcPr>
+            <w:tcW w:type="dxa" w:w="3560"/>
+            <w:tcMar>
+              <w:top w:type="dxa" w:w="80"/>
+              <w:left w:type="dxa" w:w="100"/>
+              <w:bottom w:type="dxa" w:w="80"/>
+              <w:right w:type="dxa" w:w="100"/>
+            </w:tcMar>
+            <w:vAlign w:val="top"/>
+          </w:tcPr>
+          <w:p>
+            <w:pPr>
+              <w:spacing w:after="50" w:before="0"/>
+            </w:pPr>
+            <w:r>
+              <w:rPr>
+                <w:color w:val="BBBBBB"/>
+                <w:sz w:val="18"/>
+                <w:szCs w:val="18"/>
+              </w:rPr>
+              <w:t xml:space="preserve">____________________________</w:t>
+            </w:r>
+          </w:p>
+          <w:p>
+            <w:pPr>
+              <w:spacing w:after="50" w:before="0"/>
+            </w:pPr>
+            <w:r>
+              <w:rPr>
+                <w:color w:val="BBBBBB"/>
+                <w:sz w:val="18"/>
+                <w:szCs w:val="18"/>
+              </w:rPr>
+              <w:t xml:space="preserve">____________________________</w:t>
+            </w:r>
+          </w:p>
+          <w:p>
+            <w:pPr>
+              <w:spacing w:after="50" w:before="0"/>
+            </w:pPr>
+            <w:r>
+              <w:rPr>
+                <w:color w:val="BBBBBB"/>
+                <w:sz w:val="18"/>
+                <w:szCs w:val="18"/>
+              </w:rPr>
+              <w:t xml:space="preserve">____________________________</w:t>
+            </w:r>
+          </w:p>
+          <w:p>
+            <w:pPr>
+              <w:spacing w:after="50" w:before="0"/>
+            </w:pPr>
+            <w:r>
+              <w:rPr>
+                <w:color w:val="BBBBBB"/>
+                <w:sz w:val="18"/>
+                <w:szCs w:val="18"/>
+              </w:rPr>
+              <w:t xml:space="preserve">____________________________</w:t>
+            </w:r>
+          </w:p>
+        </w:tc>
+        <w:tc>
+          <w:tcPr>
+            <w:tcW w:type="dxa" w:w="3000"/>
+            <w:shd w:fill="FBF3E2" w:color="auto" w:val="clear"/>
+            <w:tcMar>
+              <w:top w:type="dxa" w:w="80"/>
+              <w:left w:type="dxa" w:w="100"/>
+              <w:bottom w:type="dxa" w:w="80"/>
+              <w:right w:type="dxa" w:w="100"/>
+            </w:tcMar>
+            <w:vAlign w:val="top"/>
+          </w:tcPr>
+          <w:p>
+            <w:pPr>
+              <w:spacing w:after="30" w:before="0"/>
+            </w:pPr>
+            <w:r>
+              <w:rPr>
+                <w:b/>
+                <w:bCs/>
+                <w:color w:val="0F2B3C"/>
+                <w:sz w:val="18"/>
+                <w:szCs w:val="18"/>
+              </w:rPr>
+              <w:t xml:space="preserve">Because... ________________</w:t>
+            </w:r>
+          </w:p>
+          <w:p>
+            <w:pPr>
+              <w:spacing w:after="50" w:before="0"/>
+            </w:pPr>
+            <w:r>
+              <w:rPr>
+                <w:color w:val="BBBBBB"/>
+                <w:sz w:val="18"/>
+                <w:szCs w:val="18"/>
+              </w:rPr>
+              <w:t xml:space="preserve">____________________________</w:t>
+            </w:r>
+          </w:p>
+          <w:p>
+            <w:pPr>
+              <w:spacing w:after="30" w:before="40"/>
+            </w:pPr>
+            <w:r>
+              <w:rPr>
+                <w:b/>
+                <w:bCs/>
+                <w:color w:val="1A6FB5"/>
+                <w:sz w:val="18"/>
+                <w:szCs w:val="18"/>
+              </w:rPr>
+              <w:t xml:space="preserve">Although... _______________</w:t>
+            </w:r>
+          </w:p>
+          <w:p>
+            <w:pPr>
+              <w:spacing w:after="50" w:before="0"/>
+            </w:pPr>
+            <w:r>
+              <w:rPr>
+                <w:color w:val="BBBBBB"/>
+                <w:sz w:val="18"/>
+                <w:szCs w:val="18"/>
+              </w:rPr>
+              <w:t xml:space="preserve">____________________________</w:t>
+            </w:r>
+          </w:p>
+          <w:p>
+            <w:pPr>
+              <w:spacing w:after="30" w:before="40"/>
+            </w:pPr>
+            <w:r>
+              <w:rPr>
+                <w:b/>
+                <w:bCs/>
+                <w:color w:val="7A5400"/>
+                <w:sz w:val="18"/>
+                <w:szCs w:val="18"/>
+              </w:rPr>
+              <w:t xml:space="preserve">Therefore... ______________</w:t>
+            </w:r>
+          </w:p>
+          <w:p>
+            <w:pPr>
+              <w:spacing w:after="50" w:before="0"/>
+            </w:pPr>
+            <w:r>
+              <w:rPr>
+                <w:color w:val="BBBBBB"/>
+                <w:sz w:val="18"/>
+                <w:szCs w:val="18"/>
+              </w:rPr>
+              <w:t xml:space="preserve">____________________________</w:t>
+            </w:r>
+          </w:p>
+        </w:tc>
+      </w:tr>
+    </w:tbl>
     <w:p>
       <w:pPr>
         <w:spacing w:after="60" w:before="0"/>
       </w:pPr>
       <w:r>
-        <w:rPr>
-          <w:i/>
-          <w:iCs/>
-          <w:color w:val="3F4D5C"/>
-          <w:sz w:val="20"/>
-          <w:szCs w:val="20"/>
-        </w:rPr>
-        <w:t xml:space="preserve">C. Empieza en 10. Suma 2 cinco veces. ¿En qué número terminas?</w:t>
-      </w:r>
-    </w:p>
-    <w:p>
-      <w:pPr>
-        <w:spacing w:after="80" w:before="0"/>
-      </w:pPr>
-      <w:r>
-        <w:rPr>
-          <w:color w:val="BBBBBB"/>
-        </w:rPr>
-        <w:t xml:space="preserve">____________________________________________________</w:t>
-      </w:r>
-    </w:p>
-    <w:p>
-      <w:pPr>
-        <w:spacing w:after="40" w:before="0"/>
-      </w:pPr>
-      <w:r>
-        <w:rPr>
-          <w:sz w:val="22"/>
-          <w:szCs w:val="22"/>
-        </w:rPr>
-        <w:t xml:space="preserve">4.  Which list has only multiples of 5?</w:t>
-      </w:r>
-    </w:p>
+        <w:t xml:space="preserve"/>
+      </w:r>
+    </w:p>
+    <w:tbl>
+      <w:tblPr>
+        <w:tblW w:type="dxa" w:w="9360"/>
+        <w:tblBorders>
+          <w:top w:val="single" w:color="C7D2DD" w:sz="6"/>
+          <w:left w:val="single" w:color="C7D2DD" w:sz="6"/>
+          <w:bottom w:val="single" w:color="C7D2DD" w:sz="6"/>
+          <w:right w:val="single" w:color="C7D2DD" w:sz="6"/>
+          <w:insideH w:val="single" w:color="C7D2DD" w:sz="6"/>
+          <w:insideV w:val="single" w:color="C7D2DD" w:sz="6"/>
+        </w:tblBorders>
+      </w:tblPr>
+      <w:tblGrid>
+        <w:gridCol w:w="2800"/>
+        <w:gridCol w:w="3560"/>
+        <w:gridCol w:w="3000"/>
+      </w:tblGrid>
+      <w:tr>
+        <w:trPr>
+          <w:cantSplit/>
+          <w:tblHeader/>
+        </w:trPr>
+        <w:tc>
+          <w:tcPr>
+            <w:tcW w:type="dxa" w:w="2800"/>
+            <w:shd w:fill="EEF4F8" w:color="auto" w:val="clear"/>
+            <w:tcMar>
+              <w:top w:type="dxa" w:w="60"/>
+              <w:left w:type="dxa" w:w="100"/>
+              <w:bottom w:type="dxa" w:w="60"/>
+              <w:right w:type="dxa" w:w="100"/>
+            </w:tcMar>
+          </w:tcPr>
+          <w:p>
+            <w:pPr>
+              <w:spacing w:after="0" w:before="0"/>
+            </w:pPr>
+            <w:r>
+              <w:rPr>
+                <w:b/>
+                <w:bCs/>
+                <w:color w:val="0F2B3C"/>
+                <w:sz w:val="16"/>
+                <w:szCs w:val="16"/>
+              </w:rPr>
+              <w:t xml:space="preserve">CORE PROBLEM / GIVEN REPRESENTATION</w:t>
+            </w:r>
+          </w:p>
+        </w:tc>
+        <w:tc>
+          <w:tcPr>
+            <w:tcW w:type="dxa" w:w="3560"/>
+            <w:shd w:fill="EEF4F8" w:color="auto" w:val="clear"/>
+            <w:tcMar>
+              <w:top w:type="dxa" w:w="60"/>
+              <w:left w:type="dxa" w:w="100"/>
+              <w:bottom w:type="dxa" w:w="60"/>
+              <w:right w:type="dxa" w:w="100"/>
+            </w:tcMar>
+          </w:tcPr>
+          <w:p>
+            <w:pPr>
+              <w:spacing w:after="0" w:before="0"/>
+            </w:pPr>
+            <w:r>
+              <w:rPr>
+                <w:b/>
+                <w:bCs/>
+                <w:color w:val="0F2B3C"/>
+                <w:sz w:val="16"/>
+                <w:szCs w:val="16"/>
+              </w:rPr>
+              <w:t xml:space="preserve">WORKING SPACE / CALCULATION STEPS</w:t>
+            </w:r>
+          </w:p>
+        </w:tc>
+        <w:tc>
+          <w:tcPr>
+            <w:tcW w:type="dxa" w:w="3000"/>
+            <w:shd w:fill="FBF3E2" w:color="auto" w:val="clear"/>
+            <w:tcMar>
+              <w:top w:type="dxa" w:w="60"/>
+              <w:left w:type="dxa" w:w="100"/>
+              <w:bottom w:type="dxa" w:w="60"/>
+              <w:right w:type="dxa" w:w="100"/>
+            </w:tcMar>
+          </w:tcPr>
+          <w:p>
+            <w:pPr>
+              <w:spacing w:after="0" w:before="0"/>
+            </w:pPr>
+            <w:r>
+              <w:rPr>
+                <w:b/>
+                <w:bCs/>
+                <w:color w:val="7A5400"/>
+                <w:sz w:val="16"/>
+                <w:szCs w:val="16"/>
+              </w:rPr>
+              <w:t xml:space="preserve">EXPLAIN YOUR REASONING</w:t>
+            </w:r>
+          </w:p>
+        </w:tc>
+      </w:tr>
+      <w:tr>
+        <w:trPr>
+          <w:cantSplit/>
+        </w:trPr>
+        <w:tc>
+          <w:tcPr>
+            <w:tcW w:type="dxa" w:w="2800"/>
+            <w:tcMar>
+              <w:top w:type="dxa" w:w="80"/>
+              <w:left w:type="dxa" w:w="100"/>
+              <w:bottom w:type="dxa" w:w="80"/>
+              <w:right w:type="dxa" w:w="100"/>
+            </w:tcMar>
+            <w:vAlign w:val="top"/>
+          </w:tcPr>
+          <w:p>
+            <w:pPr>
+              <w:spacing w:after="40" w:before="0"/>
+            </w:pPr>
+            <w:r>
+              <w:rPr>
+                <w:b/>
+                <w:bCs/>
+                <w:color w:val="0F2B3C"/>
+                <w:sz w:val="20"/>
+                <w:szCs w:val="20"/>
+              </w:rPr>
+              <w:t xml:space="preserve">4.  Which list has only multiples of 5?</w:t>
+            </w:r>
+          </w:p>
+          <w:p>
+            <w:pPr>
+              <w:spacing w:after="40" w:before="0"/>
+            </w:pPr>
+            <w:r>
+              <w:rPr>
+                <w:i/>
+                <w:iCs/>
+                <w:color w:val="3F4D5C"/>
+                <w:sz w:val="20"/>
+                <w:szCs w:val="20"/>
+              </w:rPr>
+              <w:t xml:space="preserve">D. ¿Qué lista tiene solo múltiplos de 5?</w:t>
+            </w:r>
+          </w:p>
+          <w:p>
+            <w:pPr>
+              <w:spacing w:after="0" w:before="0"/>
+            </w:pPr>
+            <w:r>
+              <w:rPr>
+                <w:color w:val="5E6E7E"/>
+                <w:sz w:val="18"/>
+                <w:szCs w:val="18"/>
+              </w:rPr>
+              <w:t xml:space="preserve">Choices: 12, 25, 30   /   5, 11, 15   /   15, 30, 45   /   10, 20, 24</w:t>
+            </w:r>
+          </w:p>
+        </w:tc>
+        <w:tc>
+          <w:tcPr>
+            <w:tcW w:type="dxa" w:w="3560"/>
+            <w:tcMar>
+              <w:top w:type="dxa" w:w="80"/>
+              <w:left w:type="dxa" w:w="100"/>
+              <w:bottom w:type="dxa" w:w="80"/>
+              <w:right w:type="dxa" w:w="100"/>
+            </w:tcMar>
+            <w:vAlign w:val="top"/>
+          </w:tcPr>
+          <w:p>
+            <w:pPr>
+              <w:spacing w:after="50" w:before="0"/>
+            </w:pPr>
+            <w:r>
+              <w:rPr>
+                <w:color w:val="BBBBBB"/>
+                <w:sz w:val="18"/>
+                <w:szCs w:val="18"/>
+              </w:rPr>
+              <w:t xml:space="preserve">____________________________</w:t>
+            </w:r>
+          </w:p>
+          <w:p>
+            <w:pPr>
+              <w:spacing w:after="50" w:before="0"/>
+            </w:pPr>
+            <w:r>
+              <w:rPr>
+                <w:color w:val="BBBBBB"/>
+                <w:sz w:val="18"/>
+                <w:szCs w:val="18"/>
+              </w:rPr>
+              <w:t xml:space="preserve">____________________________</w:t>
+            </w:r>
+          </w:p>
+          <w:p>
+            <w:pPr>
+              <w:spacing w:after="50" w:before="0"/>
+            </w:pPr>
+            <w:r>
+              <w:rPr>
+                <w:color w:val="BBBBBB"/>
+                <w:sz w:val="18"/>
+                <w:szCs w:val="18"/>
+              </w:rPr>
+              <w:t xml:space="preserve">____________________________</w:t>
+            </w:r>
+          </w:p>
+          <w:p>
+            <w:pPr>
+              <w:spacing w:after="50" w:before="0"/>
+            </w:pPr>
+            <w:r>
+              <w:rPr>
+                <w:color w:val="BBBBBB"/>
+                <w:sz w:val="18"/>
+                <w:szCs w:val="18"/>
+              </w:rPr>
+              <w:t xml:space="preserve">____________________________</w:t>
+            </w:r>
+          </w:p>
+        </w:tc>
+        <w:tc>
+          <w:tcPr>
+            <w:tcW w:type="dxa" w:w="3000"/>
+            <w:shd w:fill="FBF3E2" w:color="auto" w:val="clear"/>
+            <w:tcMar>
+              <w:top w:type="dxa" w:w="80"/>
+              <w:left w:type="dxa" w:w="100"/>
+              <w:bottom w:type="dxa" w:w="80"/>
+              <w:right w:type="dxa" w:w="100"/>
+            </w:tcMar>
+            <w:vAlign w:val="top"/>
+          </w:tcPr>
+          <w:p>
+            <w:pPr>
+              <w:spacing w:after="30" w:before="0"/>
+            </w:pPr>
+            <w:r>
+              <w:rPr>
+                <w:b/>
+                <w:bCs/>
+                <w:color w:val="0F2B3C"/>
+                <w:sz w:val="18"/>
+                <w:szCs w:val="18"/>
+              </w:rPr>
+              <w:t xml:space="preserve">Because... ________________</w:t>
+            </w:r>
+          </w:p>
+          <w:p>
+            <w:pPr>
+              <w:spacing w:after="50" w:before="0"/>
+            </w:pPr>
+            <w:r>
+              <w:rPr>
+                <w:color w:val="BBBBBB"/>
+                <w:sz w:val="18"/>
+                <w:szCs w:val="18"/>
+              </w:rPr>
+              <w:t xml:space="preserve">____________________________</w:t>
+            </w:r>
+          </w:p>
+          <w:p>
+            <w:pPr>
+              <w:spacing w:after="30" w:before="40"/>
+            </w:pPr>
+            <w:r>
+              <w:rPr>
+                <w:b/>
+                <w:bCs/>
+                <w:color w:val="1A6FB5"/>
+                <w:sz w:val="18"/>
+                <w:szCs w:val="18"/>
+              </w:rPr>
+              <w:t xml:space="preserve">Although... _______________</w:t>
+            </w:r>
+          </w:p>
+          <w:p>
+            <w:pPr>
+              <w:spacing w:after="50" w:before="0"/>
+            </w:pPr>
+            <w:r>
+              <w:rPr>
+                <w:color w:val="BBBBBB"/>
+                <w:sz w:val="18"/>
+                <w:szCs w:val="18"/>
+              </w:rPr>
+              <w:t xml:space="preserve">____________________________</w:t>
+            </w:r>
+          </w:p>
+          <w:p>
+            <w:pPr>
+              <w:spacing w:after="30" w:before="40"/>
+            </w:pPr>
+            <w:r>
+              <w:rPr>
+                <w:b/>
+                <w:bCs/>
+                <w:color w:val="7A5400"/>
+                <w:sz w:val="18"/>
+                <w:szCs w:val="18"/>
+              </w:rPr>
+              <w:t xml:space="preserve">Therefore... ______________</w:t>
+            </w:r>
+          </w:p>
+          <w:p>
+            <w:pPr>
+              <w:spacing w:after="50" w:before="0"/>
+            </w:pPr>
+            <w:r>
+              <w:rPr>
+                <w:color w:val="BBBBBB"/>
+                <w:sz w:val="18"/>
+                <w:szCs w:val="18"/>
+              </w:rPr>
+              <w:t xml:space="preserve">____________________________</w:t>
+            </w:r>
+          </w:p>
+        </w:tc>
+      </w:tr>
+    </w:tbl>
     <w:p>
       <w:pPr>
         <w:spacing w:after="60" w:before="0"/>
       </w:pPr>
       <w:r>
-        <w:rPr>
-          <w:i/>
-          <w:iCs/>
-          <w:color w:val="3F4D5C"/>
-          <w:sz w:val="20"/>
-          <w:szCs w:val="20"/>
-        </w:rPr>
-        <w:t xml:space="preserve">D. ¿Qué lista tiene solo múltiplos de 5?</w:t>
-      </w:r>
-    </w:p>
-    <w:p>
-      <w:pPr>
-        <w:spacing w:after="40" w:before="0"/>
-      </w:pPr>
-      <w:r>
-        <w:rPr>
-          <w:color w:val="5E6E7E"/>
-          <w:sz w:val="20"/>
-          <w:szCs w:val="20"/>
-        </w:rPr>
-        <w:t xml:space="preserve">     choices: 12, 25, 30   /   5, 11, 15   /   15, 30, 45   /   10, 20, 24</w:t>
-      </w:r>
-    </w:p>
-    <w:p>
-      <w:pPr>
-        <w:spacing w:after="80" w:before="0"/>
-      </w:pPr>
-      <w:r>
-        <w:rPr>
-          <w:color w:val="BBBBBB"/>
-        </w:rPr>
-        <w:t xml:space="preserve">____________________________________________________</w:t>
+        <w:t xml:space="preserve"/>
       </w:r>
     </w:p>
     <w:p>
@@ -575,131 +3677,980 @@
         <w:t xml:space="preserve">Usa una regla muchas veces y combina valores de monedas.</w:t>
       </w:r>
     </w:p>
-    <w:p>
-      <w:pPr>
-        <w:spacing w:after="40" w:before="0"/>
-      </w:pPr>
-      <w:r>
-        <w:rPr>
-          <w:sz w:val="22"/>
-          <w:szCs w:val="22"/>
-        </w:rPr>
-        <w:t xml:space="preserve">1.  Start at 4. Add 3 ten times. Where do you end?</w:t>
-      </w:r>
-    </w:p>
+    <w:tbl>
+      <w:tblPr>
+        <w:tblW w:type="dxa" w:w="9360"/>
+        <w:tblBorders>
+          <w:top w:val="single" w:color="C7D2DD" w:sz="6"/>
+          <w:left w:val="single" w:color="C7D2DD" w:sz="6"/>
+          <w:bottom w:val="single" w:color="C7D2DD" w:sz="6"/>
+          <w:right w:val="single" w:color="C7D2DD" w:sz="6"/>
+          <w:insideH w:val="single" w:color="C7D2DD" w:sz="6"/>
+          <w:insideV w:val="single" w:color="C7D2DD" w:sz="6"/>
+        </w:tblBorders>
+      </w:tblPr>
+      <w:tblGrid>
+        <w:gridCol w:w="2800"/>
+        <w:gridCol w:w="3560"/>
+        <w:gridCol w:w="3000"/>
+      </w:tblGrid>
+      <w:tr>
+        <w:trPr>
+          <w:cantSplit/>
+          <w:tblHeader/>
+        </w:trPr>
+        <w:tc>
+          <w:tcPr>
+            <w:tcW w:type="dxa" w:w="2800"/>
+            <w:shd w:fill="EEF4F8" w:color="auto" w:val="clear"/>
+            <w:tcMar>
+              <w:top w:type="dxa" w:w="60"/>
+              <w:left w:type="dxa" w:w="100"/>
+              <w:bottom w:type="dxa" w:w="60"/>
+              <w:right w:type="dxa" w:w="100"/>
+            </w:tcMar>
+          </w:tcPr>
+          <w:p>
+            <w:pPr>
+              <w:spacing w:after="0" w:before="0"/>
+            </w:pPr>
+            <w:r>
+              <w:rPr>
+                <w:b/>
+                <w:bCs/>
+                <w:color w:val="0F2B3C"/>
+                <w:sz w:val="16"/>
+                <w:szCs w:val="16"/>
+              </w:rPr>
+              <w:t xml:space="preserve">CORE PROBLEM / GIVEN REPRESENTATION</w:t>
+            </w:r>
+          </w:p>
+        </w:tc>
+        <w:tc>
+          <w:tcPr>
+            <w:tcW w:type="dxa" w:w="3560"/>
+            <w:shd w:fill="EEF4F8" w:color="auto" w:val="clear"/>
+            <w:tcMar>
+              <w:top w:type="dxa" w:w="60"/>
+              <w:left w:type="dxa" w:w="100"/>
+              <w:bottom w:type="dxa" w:w="60"/>
+              <w:right w:type="dxa" w:w="100"/>
+            </w:tcMar>
+          </w:tcPr>
+          <w:p>
+            <w:pPr>
+              <w:spacing w:after="0" w:before="0"/>
+            </w:pPr>
+            <w:r>
+              <w:rPr>
+                <w:b/>
+                <w:bCs/>
+                <w:color w:val="0F2B3C"/>
+                <w:sz w:val="16"/>
+                <w:szCs w:val="16"/>
+              </w:rPr>
+              <w:t xml:space="preserve">WORKING SPACE / CALCULATION STEPS</w:t>
+            </w:r>
+          </w:p>
+        </w:tc>
+        <w:tc>
+          <w:tcPr>
+            <w:tcW w:type="dxa" w:w="3000"/>
+            <w:shd w:fill="FBF3E2" w:color="auto" w:val="clear"/>
+            <w:tcMar>
+              <w:top w:type="dxa" w:w="60"/>
+              <w:left w:type="dxa" w:w="100"/>
+              <w:bottom w:type="dxa" w:w="60"/>
+              <w:right w:type="dxa" w:w="100"/>
+            </w:tcMar>
+          </w:tcPr>
+          <w:p>
+            <w:pPr>
+              <w:spacing w:after="0" w:before="0"/>
+            </w:pPr>
+            <w:r>
+              <w:rPr>
+                <w:b/>
+                <w:bCs/>
+                <w:color w:val="7A5400"/>
+                <w:sz w:val="16"/>
+                <w:szCs w:val="16"/>
+              </w:rPr>
+              <w:t xml:space="preserve">EXPLAIN YOUR REASONING</w:t>
+            </w:r>
+          </w:p>
+        </w:tc>
+      </w:tr>
+      <w:tr>
+        <w:trPr>
+          <w:cantSplit/>
+        </w:trPr>
+        <w:tc>
+          <w:tcPr>
+            <w:tcW w:type="dxa" w:w="2800"/>
+            <w:tcMar>
+              <w:top w:type="dxa" w:w="80"/>
+              <w:left w:type="dxa" w:w="100"/>
+              <w:bottom w:type="dxa" w:w="80"/>
+              <w:right w:type="dxa" w:w="100"/>
+            </w:tcMar>
+            <w:vAlign w:val="top"/>
+          </w:tcPr>
+          <w:p>
+            <w:pPr>
+              <w:spacing w:after="40" w:before="0"/>
+            </w:pPr>
+            <w:r>
+              <w:rPr>
+                <w:b/>
+                <w:bCs/>
+                <w:color w:val="0F2B3C"/>
+                <w:sz w:val="20"/>
+                <w:szCs w:val="20"/>
+              </w:rPr>
+              <w:t xml:space="preserve">1.  Start at 4. Add 3 ten times. Where do you end?</w:t>
+            </w:r>
+          </w:p>
+          <w:p>
+            <w:pPr>
+              <w:spacing w:after="40" w:before="0"/>
+            </w:pPr>
+            <w:r>
+              <w:rPr>
+                <w:i/>
+                <w:iCs/>
+                <w:color w:val="3F4D5C"/>
+                <w:sz w:val="20"/>
+                <w:szCs w:val="20"/>
+              </w:rPr>
+              <w:t xml:space="preserve">A. Empieza en 4. Suma 3 diez veces. ¿En qué número terminas?</w:t>
+            </w:r>
+          </w:p>
+        </w:tc>
+        <w:tc>
+          <w:tcPr>
+            <w:tcW w:type="dxa" w:w="3560"/>
+            <w:tcMar>
+              <w:top w:type="dxa" w:w="80"/>
+              <w:left w:type="dxa" w:w="100"/>
+              <w:bottom w:type="dxa" w:w="80"/>
+              <w:right w:type="dxa" w:w="100"/>
+            </w:tcMar>
+            <w:vAlign w:val="top"/>
+          </w:tcPr>
+          <w:p>
+            <w:pPr>
+              <w:spacing w:after="50" w:before="0"/>
+            </w:pPr>
+            <w:r>
+              <w:rPr>
+                <w:color w:val="BBBBBB"/>
+                <w:sz w:val="18"/>
+                <w:szCs w:val="18"/>
+              </w:rPr>
+              <w:t xml:space="preserve">____________________________</w:t>
+            </w:r>
+          </w:p>
+          <w:p>
+            <w:pPr>
+              <w:spacing w:after="50" w:before="0"/>
+            </w:pPr>
+            <w:r>
+              <w:rPr>
+                <w:color w:val="BBBBBB"/>
+                <w:sz w:val="18"/>
+                <w:szCs w:val="18"/>
+              </w:rPr>
+              <w:t xml:space="preserve">____________________________</w:t>
+            </w:r>
+          </w:p>
+          <w:p>
+            <w:pPr>
+              <w:spacing w:after="50" w:before="0"/>
+            </w:pPr>
+            <w:r>
+              <w:rPr>
+                <w:color w:val="BBBBBB"/>
+                <w:sz w:val="18"/>
+                <w:szCs w:val="18"/>
+              </w:rPr>
+              <w:t xml:space="preserve">____________________________</w:t>
+            </w:r>
+          </w:p>
+          <w:p>
+            <w:pPr>
+              <w:spacing w:after="50" w:before="0"/>
+            </w:pPr>
+            <w:r>
+              <w:rPr>
+                <w:color w:val="BBBBBB"/>
+                <w:sz w:val="18"/>
+                <w:szCs w:val="18"/>
+              </w:rPr>
+              <w:t xml:space="preserve">____________________________</w:t>
+            </w:r>
+          </w:p>
+        </w:tc>
+        <w:tc>
+          <w:tcPr>
+            <w:tcW w:type="dxa" w:w="3000"/>
+            <w:shd w:fill="FBF3E2" w:color="auto" w:val="clear"/>
+            <w:tcMar>
+              <w:top w:type="dxa" w:w="80"/>
+              <w:left w:type="dxa" w:w="100"/>
+              <w:bottom w:type="dxa" w:w="80"/>
+              <w:right w:type="dxa" w:w="100"/>
+            </w:tcMar>
+            <w:vAlign w:val="top"/>
+          </w:tcPr>
+          <w:p>
+            <w:pPr>
+              <w:spacing w:after="30" w:before="0"/>
+            </w:pPr>
+            <w:r>
+              <w:rPr>
+                <w:b/>
+                <w:bCs/>
+                <w:color w:val="0F2B3C"/>
+                <w:sz w:val="18"/>
+                <w:szCs w:val="18"/>
+              </w:rPr>
+              <w:t xml:space="preserve">Because... ________________</w:t>
+            </w:r>
+          </w:p>
+          <w:p>
+            <w:pPr>
+              <w:spacing w:after="50" w:before="0"/>
+            </w:pPr>
+            <w:r>
+              <w:rPr>
+                <w:color w:val="BBBBBB"/>
+                <w:sz w:val="18"/>
+                <w:szCs w:val="18"/>
+              </w:rPr>
+              <w:t xml:space="preserve">____________________________</w:t>
+            </w:r>
+          </w:p>
+          <w:p>
+            <w:pPr>
+              <w:spacing w:after="30" w:before="40"/>
+            </w:pPr>
+            <w:r>
+              <w:rPr>
+                <w:b/>
+                <w:bCs/>
+                <w:color w:val="1A6FB5"/>
+                <w:sz w:val="18"/>
+                <w:szCs w:val="18"/>
+              </w:rPr>
+              <w:t xml:space="preserve">Although... _______________</w:t>
+            </w:r>
+          </w:p>
+          <w:p>
+            <w:pPr>
+              <w:spacing w:after="50" w:before="0"/>
+            </w:pPr>
+            <w:r>
+              <w:rPr>
+                <w:color w:val="BBBBBB"/>
+                <w:sz w:val="18"/>
+                <w:szCs w:val="18"/>
+              </w:rPr>
+              <w:t xml:space="preserve">____________________________</w:t>
+            </w:r>
+          </w:p>
+          <w:p>
+            <w:pPr>
+              <w:spacing w:after="30" w:before="40"/>
+            </w:pPr>
+            <w:r>
+              <w:rPr>
+                <w:b/>
+                <w:bCs/>
+                <w:color w:val="7A5400"/>
+                <w:sz w:val="18"/>
+                <w:szCs w:val="18"/>
+              </w:rPr>
+              <w:t xml:space="preserve">Therefore... ______________</w:t>
+            </w:r>
+          </w:p>
+          <w:p>
+            <w:pPr>
+              <w:spacing w:after="50" w:before="0"/>
+            </w:pPr>
+            <w:r>
+              <w:rPr>
+                <w:color w:val="BBBBBB"/>
+                <w:sz w:val="18"/>
+                <w:szCs w:val="18"/>
+              </w:rPr>
+              <w:t xml:space="preserve">____________________________</w:t>
+            </w:r>
+          </w:p>
+        </w:tc>
+      </w:tr>
+    </w:tbl>
     <w:p>
       <w:pPr>
         <w:spacing w:after="60" w:before="0"/>
       </w:pPr>
       <w:r>
-        <w:rPr>
-          <w:i/>
-          <w:iCs/>
-          <w:color w:val="3F4D5C"/>
-          <w:sz w:val="20"/>
-          <w:szCs w:val="20"/>
-        </w:rPr>
-        <w:t xml:space="preserve">A. Empieza en 4. Suma 3 diez veces. ¿En qué número terminas?</w:t>
-      </w:r>
-    </w:p>
-    <w:p>
-      <w:pPr>
-        <w:spacing w:after="80" w:before="0"/>
-      </w:pPr>
-      <w:r>
-        <w:rPr>
-          <w:color w:val="BBBBBB"/>
-        </w:rPr>
-        <w:t xml:space="preserve">____________________________________________________</w:t>
-      </w:r>
-    </w:p>
-    <w:p>
-      <w:pPr>
-        <w:spacing w:after="40" w:before="0"/>
-      </w:pPr>
-      <w:r>
-        <w:rPr>
-          <w:sz w:val="22"/>
-          <w:szCs w:val="22"/>
-        </w:rPr>
-        <w:t xml:space="preserve">2.  How many dollars are 30 dimes and 4 quarters worth together?</w:t>
-      </w:r>
-    </w:p>
+        <w:t xml:space="preserve"/>
+      </w:r>
+    </w:p>
+    <w:tbl>
+      <w:tblPr>
+        <w:tblW w:type="dxa" w:w="9360"/>
+        <w:tblBorders>
+          <w:top w:val="single" w:color="C7D2DD" w:sz="6"/>
+          <w:left w:val="single" w:color="C7D2DD" w:sz="6"/>
+          <w:bottom w:val="single" w:color="C7D2DD" w:sz="6"/>
+          <w:right w:val="single" w:color="C7D2DD" w:sz="6"/>
+          <w:insideH w:val="single" w:color="C7D2DD" w:sz="6"/>
+          <w:insideV w:val="single" w:color="C7D2DD" w:sz="6"/>
+        </w:tblBorders>
+      </w:tblPr>
+      <w:tblGrid>
+        <w:gridCol w:w="2800"/>
+        <w:gridCol w:w="3560"/>
+        <w:gridCol w:w="3000"/>
+      </w:tblGrid>
+      <w:tr>
+        <w:trPr>
+          <w:cantSplit/>
+          <w:tblHeader/>
+        </w:trPr>
+        <w:tc>
+          <w:tcPr>
+            <w:tcW w:type="dxa" w:w="2800"/>
+            <w:shd w:fill="EEF4F8" w:color="auto" w:val="clear"/>
+            <w:tcMar>
+              <w:top w:type="dxa" w:w="60"/>
+              <w:left w:type="dxa" w:w="100"/>
+              <w:bottom w:type="dxa" w:w="60"/>
+              <w:right w:type="dxa" w:w="100"/>
+            </w:tcMar>
+          </w:tcPr>
+          <w:p>
+            <w:pPr>
+              <w:spacing w:after="0" w:before="0"/>
+            </w:pPr>
+            <w:r>
+              <w:rPr>
+                <w:b/>
+                <w:bCs/>
+                <w:color w:val="0F2B3C"/>
+                <w:sz w:val="16"/>
+                <w:szCs w:val="16"/>
+              </w:rPr>
+              <w:t xml:space="preserve">CORE PROBLEM / GIVEN REPRESENTATION</w:t>
+            </w:r>
+          </w:p>
+        </w:tc>
+        <w:tc>
+          <w:tcPr>
+            <w:tcW w:type="dxa" w:w="3560"/>
+            <w:shd w:fill="EEF4F8" w:color="auto" w:val="clear"/>
+            <w:tcMar>
+              <w:top w:type="dxa" w:w="60"/>
+              <w:left w:type="dxa" w:w="100"/>
+              <w:bottom w:type="dxa" w:w="60"/>
+              <w:right w:type="dxa" w:w="100"/>
+            </w:tcMar>
+          </w:tcPr>
+          <w:p>
+            <w:pPr>
+              <w:spacing w:after="0" w:before="0"/>
+            </w:pPr>
+            <w:r>
+              <w:rPr>
+                <w:b/>
+                <w:bCs/>
+                <w:color w:val="0F2B3C"/>
+                <w:sz w:val="16"/>
+                <w:szCs w:val="16"/>
+              </w:rPr>
+              <w:t xml:space="preserve">WORKING SPACE / CALCULATION STEPS</w:t>
+            </w:r>
+          </w:p>
+        </w:tc>
+        <w:tc>
+          <w:tcPr>
+            <w:tcW w:type="dxa" w:w="3000"/>
+            <w:shd w:fill="FBF3E2" w:color="auto" w:val="clear"/>
+            <w:tcMar>
+              <w:top w:type="dxa" w:w="60"/>
+              <w:left w:type="dxa" w:w="100"/>
+              <w:bottom w:type="dxa" w:w="60"/>
+              <w:right w:type="dxa" w:w="100"/>
+            </w:tcMar>
+          </w:tcPr>
+          <w:p>
+            <w:pPr>
+              <w:spacing w:after="0" w:before="0"/>
+            </w:pPr>
+            <w:r>
+              <w:rPr>
+                <w:b/>
+                <w:bCs/>
+                <w:color w:val="7A5400"/>
+                <w:sz w:val="16"/>
+                <w:szCs w:val="16"/>
+              </w:rPr>
+              <w:t xml:space="preserve">EXPLAIN YOUR REASONING</w:t>
+            </w:r>
+          </w:p>
+        </w:tc>
+      </w:tr>
+      <w:tr>
+        <w:trPr>
+          <w:cantSplit/>
+        </w:trPr>
+        <w:tc>
+          <w:tcPr>
+            <w:tcW w:type="dxa" w:w="2800"/>
+            <w:tcMar>
+              <w:top w:type="dxa" w:w="80"/>
+              <w:left w:type="dxa" w:w="100"/>
+              <w:bottom w:type="dxa" w:w="80"/>
+              <w:right w:type="dxa" w:w="100"/>
+            </w:tcMar>
+            <w:vAlign w:val="top"/>
+          </w:tcPr>
+          <w:p>
+            <w:pPr>
+              <w:spacing w:after="40" w:before="0"/>
+            </w:pPr>
+            <w:r>
+              <w:rPr>
+                <w:b/>
+                <w:bCs/>
+                <w:color w:val="0F2B3C"/>
+                <w:sz w:val="20"/>
+                <w:szCs w:val="20"/>
+              </w:rPr>
+              <w:t xml:space="preserve">2.  How many dollars are 30 dimes and 4 quarters worth together?</w:t>
+            </w:r>
+          </w:p>
+          <w:p>
+            <w:pPr>
+              <w:spacing w:after="40" w:before="0"/>
+            </w:pPr>
+            <w:r>
+              <w:rPr>
+                <w:i/>
+                <w:iCs/>
+                <w:color w:val="3F4D5C"/>
+                <w:sz w:val="20"/>
+                <w:szCs w:val="20"/>
+              </w:rPr>
+              <w:t xml:space="preserve">B. ¿Cuántos dólares valen juntas 30 monedas de diez centavos y 4 de veinticinco centavos?</w:t>
+            </w:r>
+          </w:p>
+        </w:tc>
+        <w:tc>
+          <w:tcPr>
+            <w:tcW w:type="dxa" w:w="3560"/>
+            <w:tcMar>
+              <w:top w:type="dxa" w:w="80"/>
+              <w:left w:type="dxa" w:w="100"/>
+              <w:bottom w:type="dxa" w:w="80"/>
+              <w:right w:type="dxa" w:w="100"/>
+            </w:tcMar>
+            <w:vAlign w:val="top"/>
+          </w:tcPr>
+          <w:p>
+            <w:pPr>
+              <w:spacing w:after="50" w:before="0"/>
+            </w:pPr>
+            <w:r>
+              <w:rPr>
+                <w:color w:val="BBBBBB"/>
+                <w:sz w:val="18"/>
+                <w:szCs w:val="18"/>
+              </w:rPr>
+              <w:t xml:space="preserve">____________________________</w:t>
+            </w:r>
+          </w:p>
+          <w:p>
+            <w:pPr>
+              <w:spacing w:after="50" w:before="0"/>
+            </w:pPr>
+            <w:r>
+              <w:rPr>
+                <w:color w:val="BBBBBB"/>
+                <w:sz w:val="18"/>
+                <w:szCs w:val="18"/>
+              </w:rPr>
+              <w:t xml:space="preserve">____________________________</w:t>
+            </w:r>
+          </w:p>
+          <w:p>
+            <w:pPr>
+              <w:spacing w:after="50" w:before="0"/>
+            </w:pPr>
+            <w:r>
+              <w:rPr>
+                <w:color w:val="BBBBBB"/>
+                <w:sz w:val="18"/>
+                <w:szCs w:val="18"/>
+              </w:rPr>
+              <w:t xml:space="preserve">____________________________</w:t>
+            </w:r>
+          </w:p>
+          <w:p>
+            <w:pPr>
+              <w:spacing w:after="50" w:before="0"/>
+            </w:pPr>
+            <w:r>
+              <w:rPr>
+                <w:color w:val="BBBBBB"/>
+                <w:sz w:val="18"/>
+                <w:szCs w:val="18"/>
+              </w:rPr>
+              <w:t xml:space="preserve">____________________________</w:t>
+            </w:r>
+          </w:p>
+        </w:tc>
+        <w:tc>
+          <w:tcPr>
+            <w:tcW w:type="dxa" w:w="3000"/>
+            <w:shd w:fill="FBF3E2" w:color="auto" w:val="clear"/>
+            <w:tcMar>
+              <w:top w:type="dxa" w:w="80"/>
+              <w:left w:type="dxa" w:w="100"/>
+              <w:bottom w:type="dxa" w:w="80"/>
+              <w:right w:type="dxa" w:w="100"/>
+            </w:tcMar>
+            <w:vAlign w:val="top"/>
+          </w:tcPr>
+          <w:p>
+            <w:pPr>
+              <w:spacing w:after="30" w:before="0"/>
+            </w:pPr>
+            <w:r>
+              <w:rPr>
+                <w:b/>
+                <w:bCs/>
+                <w:color w:val="0F2B3C"/>
+                <w:sz w:val="18"/>
+                <w:szCs w:val="18"/>
+              </w:rPr>
+              <w:t xml:space="preserve">Because... ________________</w:t>
+            </w:r>
+          </w:p>
+          <w:p>
+            <w:pPr>
+              <w:spacing w:after="50" w:before="0"/>
+            </w:pPr>
+            <w:r>
+              <w:rPr>
+                <w:color w:val="BBBBBB"/>
+                <w:sz w:val="18"/>
+                <w:szCs w:val="18"/>
+              </w:rPr>
+              <w:t xml:space="preserve">____________________________</w:t>
+            </w:r>
+          </w:p>
+          <w:p>
+            <w:pPr>
+              <w:spacing w:after="30" w:before="40"/>
+            </w:pPr>
+            <w:r>
+              <w:rPr>
+                <w:b/>
+                <w:bCs/>
+                <w:color w:val="1A6FB5"/>
+                <w:sz w:val="18"/>
+                <w:szCs w:val="18"/>
+              </w:rPr>
+              <w:t xml:space="preserve">Although... _______________</w:t>
+            </w:r>
+          </w:p>
+          <w:p>
+            <w:pPr>
+              <w:spacing w:after="50" w:before="0"/>
+            </w:pPr>
+            <w:r>
+              <w:rPr>
+                <w:color w:val="BBBBBB"/>
+                <w:sz w:val="18"/>
+                <w:szCs w:val="18"/>
+              </w:rPr>
+              <w:t xml:space="preserve">____________________________</w:t>
+            </w:r>
+          </w:p>
+          <w:p>
+            <w:pPr>
+              <w:spacing w:after="30" w:before="40"/>
+            </w:pPr>
+            <w:r>
+              <w:rPr>
+                <w:b/>
+                <w:bCs/>
+                <w:color w:val="7A5400"/>
+                <w:sz w:val="18"/>
+                <w:szCs w:val="18"/>
+              </w:rPr>
+              <w:t xml:space="preserve">Therefore... ______________</w:t>
+            </w:r>
+          </w:p>
+          <w:p>
+            <w:pPr>
+              <w:spacing w:after="50" w:before="0"/>
+            </w:pPr>
+            <w:r>
+              <w:rPr>
+                <w:color w:val="BBBBBB"/>
+                <w:sz w:val="18"/>
+                <w:szCs w:val="18"/>
+              </w:rPr>
+              <w:t xml:space="preserve">____________________________</w:t>
+            </w:r>
+          </w:p>
+        </w:tc>
+      </w:tr>
+    </w:tbl>
     <w:p>
       <w:pPr>
         <w:spacing w:after="60" w:before="0"/>
       </w:pPr>
       <w:r>
-        <w:rPr>
-          <w:i/>
-          <w:iCs/>
-          <w:color w:val="3F4D5C"/>
-          <w:sz w:val="20"/>
-          <w:szCs w:val="20"/>
-        </w:rPr>
-        <w:t xml:space="preserve">B. ¿Cuántos dólares valen juntas 30 monedas de diez centavos y 4 de veinticinco centavos?</w:t>
-      </w:r>
-    </w:p>
-    <w:p>
-      <w:pPr>
-        <w:spacing w:after="80" w:before="0"/>
-      </w:pPr>
-      <w:r>
-        <w:rPr>
-          <w:color w:val="BBBBBB"/>
-        </w:rPr>
-        <w:t xml:space="preserve">____________________________________________________</w:t>
-      </w:r>
-    </w:p>
-    <w:p>
-      <w:pPr>
-        <w:spacing w:after="40" w:before="0"/>
-      </w:pPr>
-      <w:r>
-        <w:rPr>
-          <w:sz w:val="22"/>
-          <w:szCs w:val="22"/>
-        </w:rPr>
-        <w:t xml:space="preserve">3.  A nickel is $0.05. What are 60 nickels worth?</w:t>
-      </w:r>
-    </w:p>
+        <w:t xml:space="preserve"/>
+      </w:r>
+    </w:p>
+    <w:tbl>
+      <w:tblPr>
+        <w:tblW w:type="dxa" w:w="9360"/>
+        <w:tblBorders>
+          <w:top w:val="single" w:color="C7D2DD" w:sz="6"/>
+          <w:left w:val="single" w:color="C7D2DD" w:sz="6"/>
+          <w:bottom w:val="single" w:color="C7D2DD" w:sz="6"/>
+          <w:right w:val="single" w:color="C7D2DD" w:sz="6"/>
+          <w:insideH w:val="single" w:color="C7D2DD" w:sz="6"/>
+          <w:insideV w:val="single" w:color="C7D2DD" w:sz="6"/>
+        </w:tblBorders>
+      </w:tblPr>
+      <w:tblGrid>
+        <w:gridCol w:w="2800"/>
+        <w:gridCol w:w="3560"/>
+        <w:gridCol w:w="3000"/>
+      </w:tblGrid>
+      <w:tr>
+        <w:trPr>
+          <w:cantSplit/>
+          <w:tblHeader/>
+        </w:trPr>
+        <w:tc>
+          <w:tcPr>
+            <w:tcW w:type="dxa" w:w="2800"/>
+            <w:shd w:fill="EEF4F8" w:color="auto" w:val="clear"/>
+            <w:tcMar>
+              <w:top w:type="dxa" w:w="60"/>
+              <w:left w:type="dxa" w:w="100"/>
+              <w:bottom w:type="dxa" w:w="60"/>
+              <w:right w:type="dxa" w:w="100"/>
+            </w:tcMar>
+          </w:tcPr>
+          <w:p>
+            <w:pPr>
+              <w:spacing w:after="0" w:before="0"/>
+            </w:pPr>
+            <w:r>
+              <w:rPr>
+                <w:b/>
+                <w:bCs/>
+                <w:color w:val="0F2B3C"/>
+                <w:sz w:val="16"/>
+                <w:szCs w:val="16"/>
+              </w:rPr>
+              <w:t xml:space="preserve">CORE PROBLEM / GIVEN REPRESENTATION</w:t>
+            </w:r>
+          </w:p>
+        </w:tc>
+        <w:tc>
+          <w:tcPr>
+            <w:tcW w:type="dxa" w:w="3560"/>
+            <w:shd w:fill="EEF4F8" w:color="auto" w:val="clear"/>
+            <w:tcMar>
+              <w:top w:type="dxa" w:w="60"/>
+              <w:left w:type="dxa" w:w="100"/>
+              <w:bottom w:type="dxa" w:w="60"/>
+              <w:right w:type="dxa" w:w="100"/>
+            </w:tcMar>
+          </w:tcPr>
+          <w:p>
+            <w:pPr>
+              <w:spacing w:after="0" w:before="0"/>
+            </w:pPr>
+            <w:r>
+              <w:rPr>
+                <w:b/>
+                <w:bCs/>
+                <w:color w:val="0F2B3C"/>
+                <w:sz w:val="16"/>
+                <w:szCs w:val="16"/>
+              </w:rPr>
+              <w:t xml:space="preserve">WORKING SPACE / CALCULATION STEPS</w:t>
+            </w:r>
+          </w:p>
+        </w:tc>
+        <w:tc>
+          <w:tcPr>
+            <w:tcW w:type="dxa" w:w="3000"/>
+            <w:shd w:fill="FBF3E2" w:color="auto" w:val="clear"/>
+            <w:tcMar>
+              <w:top w:type="dxa" w:w="60"/>
+              <w:left w:type="dxa" w:w="100"/>
+              <w:bottom w:type="dxa" w:w="60"/>
+              <w:right w:type="dxa" w:w="100"/>
+            </w:tcMar>
+          </w:tcPr>
+          <w:p>
+            <w:pPr>
+              <w:spacing w:after="0" w:before="0"/>
+            </w:pPr>
+            <w:r>
+              <w:rPr>
+                <w:b/>
+                <w:bCs/>
+                <w:color w:val="7A5400"/>
+                <w:sz w:val="16"/>
+                <w:szCs w:val="16"/>
+              </w:rPr>
+              <w:t xml:space="preserve">EXPLAIN YOUR REASONING</w:t>
+            </w:r>
+          </w:p>
+        </w:tc>
+      </w:tr>
+      <w:tr>
+        <w:trPr>
+          <w:cantSplit/>
+        </w:trPr>
+        <w:tc>
+          <w:tcPr>
+            <w:tcW w:type="dxa" w:w="2800"/>
+            <w:tcMar>
+              <w:top w:type="dxa" w:w="80"/>
+              <w:left w:type="dxa" w:w="100"/>
+              <w:bottom w:type="dxa" w:w="80"/>
+              <w:right w:type="dxa" w:w="100"/>
+            </w:tcMar>
+            <w:vAlign w:val="top"/>
+          </w:tcPr>
+          <w:p>
+            <w:pPr>
+              <w:spacing w:after="40" w:before="0"/>
+            </w:pPr>
+            <w:r>
+              <w:rPr>
+                <w:b/>
+                <w:bCs/>
+                <w:color w:val="0F2B3C"/>
+                <w:sz w:val="20"/>
+                <w:szCs w:val="20"/>
+              </w:rPr>
+              <w:t xml:space="preserve">3.  A nickel is $0.05. What are 60 nickels worth?</w:t>
+            </w:r>
+          </w:p>
+          <w:p>
+            <w:pPr>
+              <w:spacing w:after="40" w:before="0"/>
+            </w:pPr>
+            <w:r>
+              <w:rPr>
+                <w:i/>
+                <w:iCs/>
+                <w:color w:val="3F4D5C"/>
+                <w:sz w:val="20"/>
+                <w:szCs w:val="20"/>
+              </w:rPr>
+              <w:t xml:space="preserve">C. Una moneda de cinco centavos vale $0.05. ¿Cuánto valen 60 monedas de cinco centavos?</w:t>
+            </w:r>
+          </w:p>
+          <w:p>
+            <w:pPr>
+              <w:spacing w:after="0" w:before="0"/>
+            </w:pPr>
+            <w:r>
+              <w:rPr>
+                <w:color w:val="5E6E7E"/>
+                <w:sz w:val="18"/>
+                <w:szCs w:val="18"/>
+              </w:rPr>
+              <w:t xml:space="preserve">Choices: $3.00   /   $60.05   /   $30.00   /   $12.00</w:t>
+            </w:r>
+          </w:p>
+        </w:tc>
+        <w:tc>
+          <w:tcPr>
+            <w:tcW w:type="dxa" w:w="3560"/>
+            <w:tcMar>
+              <w:top w:type="dxa" w:w="80"/>
+              <w:left w:type="dxa" w:w="100"/>
+              <w:bottom w:type="dxa" w:w="80"/>
+              <w:right w:type="dxa" w:w="100"/>
+            </w:tcMar>
+            <w:vAlign w:val="top"/>
+          </w:tcPr>
+          <w:p>
+            <w:pPr>
+              <w:spacing w:after="50" w:before="0"/>
+            </w:pPr>
+            <w:r>
+              <w:rPr>
+                <w:color w:val="BBBBBB"/>
+                <w:sz w:val="18"/>
+                <w:szCs w:val="18"/>
+              </w:rPr>
+              <w:t xml:space="preserve">____________________________</w:t>
+            </w:r>
+          </w:p>
+          <w:p>
+            <w:pPr>
+              <w:spacing w:after="50" w:before="0"/>
+            </w:pPr>
+            <w:r>
+              <w:rPr>
+                <w:color w:val="BBBBBB"/>
+                <w:sz w:val="18"/>
+                <w:szCs w:val="18"/>
+              </w:rPr>
+              <w:t xml:space="preserve">____________________________</w:t>
+            </w:r>
+          </w:p>
+          <w:p>
+            <w:pPr>
+              <w:spacing w:after="50" w:before="0"/>
+            </w:pPr>
+            <w:r>
+              <w:rPr>
+                <w:color w:val="BBBBBB"/>
+                <w:sz w:val="18"/>
+                <w:szCs w:val="18"/>
+              </w:rPr>
+              <w:t xml:space="preserve">____________________________</w:t>
+            </w:r>
+          </w:p>
+          <w:p>
+            <w:pPr>
+              <w:spacing w:after="50" w:before="0"/>
+            </w:pPr>
+            <w:r>
+              <w:rPr>
+                <w:color w:val="BBBBBB"/>
+                <w:sz w:val="18"/>
+                <w:szCs w:val="18"/>
+              </w:rPr>
+              <w:t xml:space="preserve">____________________________</w:t>
+            </w:r>
+          </w:p>
+        </w:tc>
+        <w:tc>
+          <w:tcPr>
+            <w:tcW w:type="dxa" w:w="3000"/>
+            <w:shd w:fill="FBF3E2" w:color="auto" w:val="clear"/>
+            <w:tcMar>
+              <w:top w:type="dxa" w:w="80"/>
+              <w:left w:type="dxa" w:w="100"/>
+              <w:bottom w:type="dxa" w:w="80"/>
+              <w:right w:type="dxa" w:w="100"/>
+            </w:tcMar>
+            <w:vAlign w:val="top"/>
+          </w:tcPr>
+          <w:p>
+            <w:pPr>
+              <w:spacing w:after="30" w:before="0"/>
+            </w:pPr>
+            <w:r>
+              <w:rPr>
+                <w:b/>
+                <w:bCs/>
+                <w:color w:val="0F2B3C"/>
+                <w:sz w:val="18"/>
+                <w:szCs w:val="18"/>
+              </w:rPr>
+              <w:t xml:space="preserve">Because... ________________</w:t>
+            </w:r>
+          </w:p>
+          <w:p>
+            <w:pPr>
+              <w:spacing w:after="50" w:before="0"/>
+            </w:pPr>
+            <w:r>
+              <w:rPr>
+                <w:color w:val="BBBBBB"/>
+                <w:sz w:val="18"/>
+                <w:szCs w:val="18"/>
+              </w:rPr>
+              <w:t xml:space="preserve">____________________________</w:t>
+            </w:r>
+          </w:p>
+          <w:p>
+            <w:pPr>
+              <w:spacing w:after="30" w:before="40"/>
+            </w:pPr>
+            <w:r>
+              <w:rPr>
+                <w:b/>
+                <w:bCs/>
+                <w:color w:val="1A6FB5"/>
+                <w:sz w:val="18"/>
+                <w:szCs w:val="18"/>
+              </w:rPr>
+              <w:t xml:space="preserve">Although... _______________</w:t>
+            </w:r>
+          </w:p>
+          <w:p>
+            <w:pPr>
+              <w:spacing w:after="50" w:before="0"/>
+            </w:pPr>
+            <w:r>
+              <w:rPr>
+                <w:color w:val="BBBBBB"/>
+                <w:sz w:val="18"/>
+                <w:szCs w:val="18"/>
+              </w:rPr>
+              <w:t xml:space="preserve">____________________________</w:t>
+            </w:r>
+          </w:p>
+          <w:p>
+            <w:pPr>
+              <w:spacing w:after="30" w:before="40"/>
+            </w:pPr>
+            <w:r>
+              <w:rPr>
+                <w:b/>
+                <w:bCs/>
+                <w:color w:val="7A5400"/>
+                <w:sz w:val="18"/>
+                <w:szCs w:val="18"/>
+              </w:rPr>
+              <w:t xml:space="preserve">Therefore... ______________</w:t>
+            </w:r>
+          </w:p>
+          <w:p>
+            <w:pPr>
+              <w:spacing w:after="50" w:before="0"/>
+            </w:pPr>
+            <w:r>
+              <w:rPr>
+                <w:color w:val="BBBBBB"/>
+                <w:sz w:val="18"/>
+                <w:szCs w:val="18"/>
+              </w:rPr>
+              <w:t xml:space="preserve">____________________________</w:t>
+            </w:r>
+          </w:p>
+        </w:tc>
+      </w:tr>
+    </w:tbl>
     <w:p>
       <w:pPr>
         <w:spacing w:after="60" w:before="0"/>
       </w:pPr>
       <w:r>
-        <w:rPr>
-          <w:i/>
-          <w:iCs/>
-          <w:color w:val="3F4D5C"/>
-          <w:sz w:val="20"/>
-          <w:szCs w:val="20"/>
-        </w:rPr>
-        <w:t xml:space="preserve">C. Una moneda de cinco centavos vale $0.05. ¿Cuánto valen 60 monedas de cinco centavos?</w:t>
-      </w:r>
-    </w:p>
-    <w:p>
-      <w:pPr>
-        <w:spacing w:after="40" w:before="0"/>
-      </w:pPr>
-      <w:r>
-        <w:rPr>
-          <w:color w:val="5E6E7E"/>
-          <w:sz w:val="20"/>
-          <w:szCs w:val="20"/>
-        </w:rPr>
-        <w:t xml:space="preserve">     choices: $3.00   /   $60.05   /   $30.00   /   $12.00</w:t>
-      </w:r>
-    </w:p>
-    <w:p>
-      <w:pPr>
-        <w:spacing w:after="80" w:before="0"/>
-      </w:pPr>
-      <w:r>
-        <w:rPr>
-          <w:color w:val="BBBBBB"/>
-        </w:rPr>
-        <w:t xml:space="preserve">____________________________________________________</w:t>
+        <w:t xml:space="preserve"/>
       </w:r>
     </w:p>
     <w:p>
@@ -806,6 +4757,141 @@
         <w:t xml:space="preserve">____________________________________________________</w:t>
       </w:r>
     </w:p>
+    <w:tbl>
+      <w:tblPr>
+        <w:tblW w:type="dxa" w:w="9360"/>
+        <w:tblBorders>
+          <w:top w:val="single" w:color="C7D2DD" w:sz="6"/>
+          <w:left w:val="single" w:color="C7D2DD" w:sz="6"/>
+          <w:bottom w:val="single" w:color="C7D2DD" w:sz="6"/>
+          <w:right w:val="single" w:color="C7D2DD" w:sz="6"/>
+          <w:insideH w:val="single" w:color="C7D2DD" w:sz="6"/>
+          <w:insideV w:val="single" w:color="C7D2DD" w:sz="6"/>
+        </w:tblBorders>
+      </w:tblPr>
+      <w:tblGrid>
+        <w:gridCol w:w="3120"/>
+        <w:gridCol w:w="3120"/>
+        <w:gridCol w:w="3120"/>
+      </w:tblGrid>
+      <w:tr>
+        <w:trPr>
+          <w:cantSplit/>
+          <w:tblHeader/>
+        </w:trPr>
+        <w:tc>
+          <w:tcPr>
+            <w:tcW w:type="dxa" w:w="9360"/>
+            <w:gridSpan w:val="3"/>
+            <w:shd w:fill="EEF4F8" w:color="auto" w:val="clear"/>
+            <w:tcMar>
+              <w:top w:type="dxa" w:w="60"/>
+              <w:left w:type="dxa" w:w="100"/>
+              <w:bottom w:type="dxa" w:w="60"/>
+              <w:right w:type="dxa" w:w="100"/>
+            </w:tcMar>
+          </w:tcPr>
+          <w:p>
+            <w:pPr>
+              <w:spacing w:after="0" w:before="0"/>
+            </w:pPr>
+            <w:r>
+              <w:rPr>
+                <w:b/>
+                <w:bCs/>
+                <w:color w:val="0F2B3C"/>
+                <w:sz w:val="18"/>
+                <w:szCs w:val="18"/>
+              </w:rPr>
+              <w:t xml:space="preserve">EXIT CHECK · 3-POINT SELF-ASSESSMENT CHECKLIST</w:t>
+            </w:r>
+          </w:p>
+        </w:tc>
+      </w:tr>
+      <w:tr>
+        <w:trPr>
+          <w:cantSplit/>
+        </w:trPr>
+        <w:tc>
+          <w:tcPr>
+            <w:tcW w:type="dxa" w:w="3120"/>
+            <w:tcMar>
+              <w:top w:type="dxa" w:w="80"/>
+              <w:left w:type="dxa" w:w="100"/>
+              <w:bottom w:type="dxa" w:w="80"/>
+              <w:right w:type="dxa" w:w="100"/>
+            </w:tcMar>
+          </w:tcPr>
+          <w:p>
+            <w:pPr>
+              <w:spacing w:after="0" w:before="0"/>
+            </w:pPr>
+            <w:r>
+              <w:rPr>
+                <w:b/>
+                <w:bCs/>
+                <w:color w:val="0F2B3C"/>
+                <w:sz w:val="18"/>
+                <w:szCs w:val="18"/>
+              </w:rPr>
+              <w:t xml:space="preserve">☐ 1. Units &amp; Labels Verified</w:t>
+            </w:r>
+          </w:p>
+        </w:tc>
+        <w:tc>
+          <w:tcPr>
+            <w:tcW w:type="dxa" w:w="3120"/>
+            <w:tcMar>
+              <w:top w:type="dxa" w:w="80"/>
+              <w:left w:type="dxa" w:w="100"/>
+              <w:bottom w:type="dxa" w:w="80"/>
+              <w:right w:type="dxa" w:w="100"/>
+            </w:tcMar>
+          </w:tcPr>
+          <w:p>
+            <w:pPr>
+              <w:spacing w:after="0" w:before="0"/>
+            </w:pPr>
+            <w:r>
+              <w:rPr>
+                <w:b/>
+                <w:bCs/>
+                <w:color w:val="0F2B3C"/>
+                <w:sz w:val="18"/>
+                <w:szCs w:val="18"/>
+              </w:rPr>
+              <w:t xml:space="preserve">☐ 2. Reasoning Stated (Because / Although / Therefore)</w:t>
+            </w:r>
+          </w:p>
+        </w:tc>
+        <w:tc>
+          <w:tcPr>
+            <w:tcW w:type="dxa" w:w="3120"/>
+            <w:tcMar>
+              <w:top w:type="dxa" w:w="80"/>
+              <w:left w:type="dxa" w:w="100"/>
+              <w:bottom w:type="dxa" w:w="80"/>
+              <w:right w:type="dxa" w:w="100"/>
+            </w:tcMar>
+          </w:tcPr>
+          <w:p>
+            <w:pPr>
+              <w:spacing w:after="0" w:before="0"/>
+            </w:pPr>
+            <w:r>
+              <w:rPr>
+                <w:b/>
+                <w:bCs/>
+                <w:color w:val="0F2B3C"/>
+                <w:sz w:val="18"/>
+                <w:szCs w:val="18"/>
+              </w:rPr>
+              <w:t xml:space="preserve">☐ 3. Calculations Double-Checked</w:t>
+            </w:r>
+          </w:p>
+        </w:tc>
+      </w:tr>
+    </w:tbl>
     <w:p>
       <w:pPr>
         <w:spacing w:after="60" w:before="120"/>
